--- a/podcast/Luyen_nghe_script_Lingthusiasm_24_bai.docx
+++ b/podcast/Luyen_nghe_script_Lingthusiasm_24_bai.docx
@@ -2310,8 +2310,18 @@
     </w:tbl>
     <w:p>
       <w:pPr>
+        <w:sectPr>
+          <w:footerReference w:type="default" r:id="rId7"/>
+          <w:pgSz w:w="11906" w:h="16838" w:orient="portrait"/>
+          <w:pgMar w:top="1000" w:right="1417" w:bottom="900" w:left="1417" w:header="708" w:footer="708" w:gutter="0"/>
+          <w:pgNumType/>
+          <w:docGrid w:linePitch="360"/>
+        </w:sectPr>
+      </w:pPr>
+    </w:p>
+    <w:p>
+      <w:pPr>
         <w:pStyle w:val="Heading1"/>
-        <w:pageBreakBefore/>
         <w:spacing w:after="60"/>
       </w:pPr>
       <w:r>
@@ -2355,7 +2365,6 @@
     <w:p>
       <w:pPr>
         <w:pStyle w:val="Heading2"/>
-        <w:pageBreakBefore/>
         <w:spacing w:after="100" w:before="0"/>
       </w:pPr>
       <w:r>
@@ -2430,7 +2439,7 @@
         </w:rPr>
         <w:t xml:space="preserve">Nghe: </w:t>
       </w:r>
-      <w:hyperlink w:history="1" r:id="rIdfxy3vtim6qwhdy8dn5cv3">
+      <w:hyperlink w:history="1" r:id="rIdyqegi863d5hahcxdw_msm">
         <w:r>
           <w:rPr>
             <w:rStyle w:val="Hyperlink"/>
@@ -2449,7 +2458,7 @@
         </w:rPr>
         <w:t xml:space="preserve">  |  </w:t>
       </w:r>
-      <w:hyperlink w:history="1" r:id="rIdi34huvowdov1drdyvjjmf">
+      <w:hyperlink w:history="1" r:id="rIdgshswpr2ue6lt2iqbmv55">
         <w:r>
           <w:rPr>
             <w:rStyle w:val="Hyperlink"/>
@@ -2475,7 +2484,7 @@
         </w:rPr>
         <w:t xml:space="preserve">Transcript đầy đủ: </w:t>
       </w:r>
-      <w:hyperlink w:history="1" r:id="rIdw_orlmp17rqly2bafu8rp">
+      <w:hyperlink w:history="1" r:id="rIdfgywq_54wzrwcent8b7gn">
         <w:r>
           <w:rPr>
             <w:rStyle w:val="Hyperlink"/>
@@ -5011,8 +5020,19 @@
     </w:p>
     <w:p>
       <w:pPr>
+        <w:sectPr>
+          <w:footerReference w:type="default" r:id="rId8"/>
+          <w:type w:val="oddPage"/>
+          <w:pgSz w:w="11906" w:h="16838" w:orient="portrait"/>
+          <w:pgMar w:top="1000" w:right="1417" w:bottom="900" w:left="1417" w:header="708" w:footer="708" w:gutter="0"/>
+          <w:pgNumType w:start="1"/>
+          <w:docGrid w:linePitch="360"/>
+        </w:sectPr>
+      </w:pPr>
+    </w:p>
+    <w:p>
+      <w:pPr>
         <w:pStyle w:val="Heading2"/>
-        <w:pageBreakBefore/>
         <w:spacing w:after="100" w:before="0"/>
       </w:pPr>
       <w:r>
@@ -5087,7 +5107,7 @@
         </w:rPr>
         <w:t xml:space="preserve">Nghe: </w:t>
       </w:r>
-      <w:hyperlink w:history="1" r:id="rId12ih6enf6wtqhd9e2xdxw">
+      <w:hyperlink w:history="1" r:id="rIdgqr8dpvlgnykw8mptxfyo">
         <w:r>
           <w:rPr>
             <w:rStyle w:val="Hyperlink"/>
@@ -5106,7 +5126,7 @@
         </w:rPr>
         <w:t xml:space="preserve">  |  </w:t>
       </w:r>
-      <w:hyperlink w:history="1" r:id="rId_oyjokhrz21hsuxtdlck3">
+      <w:hyperlink w:history="1" r:id="rIdvrlldbe_gtlgqhnbcc9gz">
         <w:r>
           <w:rPr>
             <w:rStyle w:val="Hyperlink"/>
@@ -5132,7 +5152,7 @@
         </w:rPr>
         <w:t xml:space="preserve">Transcript đầy đủ: </w:t>
       </w:r>
-      <w:hyperlink w:history="1" r:id="rId8fnpmz52d_4wo4pqrgomb">
+      <w:hyperlink w:history="1" r:id="rIdc9no3cbruruux-nhscean">
         <w:r>
           <w:rPr>
             <w:rStyle w:val="Hyperlink"/>
@@ -6636,8 +6656,19 @@
     </w:p>
     <w:p>
       <w:pPr>
+        <w:sectPr>
+          <w:footerReference w:type="default" r:id="rId9"/>
+          <w:type w:val="oddPage"/>
+          <w:pgSz w:w="11906" w:h="16838" w:orient="portrait"/>
+          <w:pgMar w:top="1000" w:right="1417" w:bottom="900" w:left="1417" w:header="708" w:footer="708" w:gutter="0"/>
+          <w:pgNumType w:start="1"/>
+          <w:docGrid w:linePitch="360"/>
+        </w:sectPr>
+      </w:pPr>
+    </w:p>
+    <w:p>
+      <w:pPr>
         <w:pStyle w:val="Heading2"/>
-        <w:pageBreakBefore/>
         <w:spacing w:after="100" w:before="0"/>
       </w:pPr>
       <w:r>
@@ -6712,7 +6743,7 @@
         </w:rPr>
         <w:t xml:space="preserve">Nghe: </w:t>
       </w:r>
-      <w:hyperlink w:history="1" r:id="rIdo98akzt4bhxy8tumvzs3e">
+      <w:hyperlink w:history="1" r:id="rIdzap7v4i-aldmxborjksdn">
         <w:r>
           <w:rPr>
             <w:rStyle w:val="Hyperlink"/>
@@ -6738,7 +6769,7 @@
         </w:rPr>
         <w:t xml:space="preserve">Transcript đầy đủ: </w:t>
       </w:r>
-      <w:hyperlink w:history="1" r:id="rId_9q6vaym8z5no_xqpcdaw">
+      <w:hyperlink w:history="1" r:id="rIdnwnwdpcoj89fnilbg_qvj">
         <w:r>
           <w:rPr>
             <w:rStyle w:val="Hyperlink"/>
@@ -7766,8 +7797,19 @@
     </w:p>
     <w:p>
       <w:pPr>
+        <w:sectPr>
+          <w:footerReference w:type="default" r:id="rId10"/>
+          <w:type w:val="oddPage"/>
+          <w:pgSz w:w="11906" w:h="16838" w:orient="portrait"/>
+          <w:pgMar w:top="1000" w:right="1417" w:bottom="900" w:left="1417" w:header="708" w:footer="708" w:gutter="0"/>
+          <w:pgNumType w:start="1"/>
+          <w:docGrid w:linePitch="360"/>
+        </w:sectPr>
+      </w:pPr>
+    </w:p>
+    <w:p>
+      <w:pPr>
         <w:pStyle w:val="Heading2"/>
-        <w:pageBreakBefore/>
         <w:spacing w:after="100" w:before="0"/>
       </w:pPr>
       <w:r>
@@ -7842,7 +7884,7 @@
         </w:rPr>
         <w:t xml:space="preserve">Nghe: </w:t>
       </w:r>
-      <w:hyperlink w:history="1" r:id="rId164oa-igdmosiqjbrysoh">
+      <w:hyperlink w:history="1" r:id="rId7-4lzuvby67chplmld1p3">
         <w:r>
           <w:rPr>
             <w:rStyle w:val="Hyperlink"/>
@@ -7868,7 +7910,7 @@
         </w:rPr>
         <w:t xml:space="preserve">Transcript đầy đủ: </w:t>
       </w:r>
-      <w:hyperlink w:history="1" r:id="rIdvhq9wwfq17pzlr47yg68-">
+      <w:hyperlink w:history="1" r:id="rIdezftoldqh5nga3ypblo4p">
         <w:r>
           <w:rPr>
             <w:rStyle w:val="Hyperlink"/>
@@ -9900,8 +9942,19 @@
     </w:p>
     <w:p>
       <w:pPr>
+        <w:sectPr>
+          <w:footerReference w:type="default" r:id="rId11"/>
+          <w:type w:val="oddPage"/>
+          <w:pgSz w:w="11906" w:h="16838" w:orient="portrait"/>
+          <w:pgMar w:top="1000" w:right="1417" w:bottom="900" w:left="1417" w:header="708" w:footer="708" w:gutter="0"/>
+          <w:pgNumType w:start="1"/>
+          <w:docGrid w:linePitch="360"/>
+        </w:sectPr>
+      </w:pPr>
+    </w:p>
+    <w:p>
+      <w:pPr>
         <w:pStyle w:val="Heading2"/>
-        <w:pageBreakBefore/>
         <w:spacing w:after="100" w:before="0"/>
       </w:pPr>
       <w:r>
@@ -9976,7 +10029,7 @@
         </w:rPr>
         <w:t xml:space="preserve">Nghe: </w:t>
       </w:r>
-      <w:hyperlink w:history="1" r:id="rId7eqi4wpo-hgdwn7vjwqnk">
+      <w:hyperlink w:history="1" r:id="rIdf4co4kceexvy1ngluj_fw">
         <w:r>
           <w:rPr>
             <w:rStyle w:val="Hyperlink"/>
@@ -9995,7 +10048,7 @@
         </w:rPr>
         <w:t xml:space="preserve">  |  </w:t>
       </w:r>
-      <w:hyperlink w:history="1" r:id="rIdw_aqnmuic6fdb8glbw7ok">
+      <w:hyperlink w:history="1" r:id="rIdz5i9vi_hpk5xg8qi7_ry-">
         <w:r>
           <w:rPr>
             <w:rStyle w:val="Hyperlink"/>
@@ -10021,7 +10074,7 @@
         </w:rPr>
         <w:t xml:space="preserve">Transcript đầy đủ: </w:t>
       </w:r>
-      <w:hyperlink w:history="1" r:id="rId1xw8fofpgaocmgxyt3vr4">
+      <w:hyperlink w:history="1" r:id="rIdovqrqo1zbe2msbribwiqf">
         <w:r>
           <w:rPr>
             <w:rStyle w:val="Hyperlink"/>
@@ -12509,8 +12562,19 @@
     </w:p>
     <w:p>
       <w:pPr>
+        <w:sectPr>
+          <w:footerReference w:type="default" r:id="rId12"/>
+          <w:type w:val="oddPage"/>
+          <w:pgSz w:w="11906" w:h="16838" w:orient="portrait"/>
+          <w:pgMar w:top="1000" w:right="1417" w:bottom="900" w:left="1417" w:header="708" w:footer="708" w:gutter="0"/>
+          <w:pgNumType w:start="1"/>
+          <w:docGrid w:linePitch="360"/>
+        </w:sectPr>
+      </w:pPr>
+    </w:p>
+    <w:p>
+      <w:pPr>
         <w:pStyle w:val="Heading2"/>
-        <w:pageBreakBefore/>
         <w:spacing w:after="100" w:before="0"/>
       </w:pPr>
       <w:r>
@@ -12585,7 +12649,7 @@
         </w:rPr>
         <w:t xml:space="preserve">Nghe: </w:t>
       </w:r>
-      <w:hyperlink w:history="1" r:id="rIdcvehhreyg7ullrxpqidol">
+      <w:hyperlink w:history="1" r:id="rIdqjido0oxomhtgbcbapprn">
         <w:r>
           <w:rPr>
             <w:rStyle w:val="Hyperlink"/>
@@ -12611,7 +12675,7 @@
         </w:rPr>
         <w:t xml:space="preserve">Transcript đầy đủ: </w:t>
       </w:r>
-      <w:hyperlink w:history="1" r:id="rIdvmkmzehsrkg8nm76b_yxy">
+      <w:hyperlink w:history="1" r:id="rIdav_usdre8opl_fa6x911a">
         <w:r>
           <w:rPr>
             <w:rStyle w:val="Hyperlink"/>
@@ -13923,8 +13987,19 @@
     </w:p>
     <w:p>
       <w:pPr>
+        <w:sectPr>
+          <w:footerReference w:type="default" r:id="rId13"/>
+          <w:type w:val="oddPage"/>
+          <w:pgSz w:w="11906" w:h="16838" w:orient="portrait"/>
+          <w:pgMar w:top="1000" w:right="1417" w:bottom="900" w:left="1417" w:header="708" w:footer="708" w:gutter="0"/>
+          <w:pgNumType w:start="1"/>
+          <w:docGrid w:linePitch="360"/>
+        </w:sectPr>
+      </w:pPr>
+    </w:p>
+    <w:p>
+      <w:pPr>
         <w:pStyle w:val="Heading2"/>
-        <w:pageBreakBefore/>
         <w:spacing w:after="100" w:before="0"/>
       </w:pPr>
       <w:r>
@@ -13999,7 +14074,7 @@
         </w:rPr>
         <w:t xml:space="preserve">Nghe: </w:t>
       </w:r>
-      <w:hyperlink w:history="1" r:id="rId5huna792u9obtbubmnz3p">
+      <w:hyperlink w:history="1" r:id="rIdw64kmjgkfennxnkdqmtva">
         <w:r>
           <w:rPr>
             <w:rStyle w:val="Hyperlink"/>
@@ -14018,7 +14093,7 @@
         </w:rPr>
         <w:t xml:space="preserve">  |  </w:t>
       </w:r>
-      <w:hyperlink w:history="1" r:id="rIdxj_9zx89hk9d_qvfccie3">
+      <w:hyperlink w:history="1" r:id="rId4gpli2maksztopepmehfp">
         <w:r>
           <w:rPr>
             <w:rStyle w:val="Hyperlink"/>
@@ -14044,7 +14119,7 @@
         </w:rPr>
         <w:t xml:space="preserve">Transcript đầy đủ: </w:t>
       </w:r>
-      <w:hyperlink w:history="1" r:id="rIdrmh5mmdryflgln7mzgzp_">
+      <w:hyperlink w:history="1" r:id="rIdht5nzuqplxgi1tikr_xmp">
         <w:r>
           <w:rPr>
             <w:rStyle w:val="Hyperlink"/>
@@ -15308,8 +15383,19 @@
     </w:p>
     <w:p>
       <w:pPr>
+        <w:sectPr>
+          <w:footerReference w:type="default" r:id="rId14"/>
+          <w:type w:val="oddPage"/>
+          <w:pgSz w:w="11906" w:h="16838" w:orient="portrait"/>
+          <w:pgMar w:top="1000" w:right="1417" w:bottom="900" w:left="1417" w:header="708" w:footer="708" w:gutter="0"/>
+          <w:pgNumType w:start="1"/>
+          <w:docGrid w:linePitch="360"/>
+        </w:sectPr>
+      </w:pPr>
+    </w:p>
+    <w:p>
+      <w:pPr>
         <w:pStyle w:val="Heading2"/>
-        <w:pageBreakBefore/>
         <w:spacing w:after="100" w:before="0"/>
       </w:pPr>
       <w:r>
@@ -15384,7 +15470,7 @@
         </w:rPr>
         <w:t xml:space="preserve">Nghe: </w:t>
       </w:r>
-      <w:hyperlink w:history="1" r:id="rIdrwo_aisacdvw1yw1ebzyc">
+      <w:hyperlink w:history="1" r:id="rIdoj12d746jyajb95donrr4">
         <w:r>
           <w:rPr>
             <w:rStyle w:val="Hyperlink"/>
@@ -15410,7 +15496,7 @@
         </w:rPr>
         <w:t xml:space="preserve">Transcript đầy đủ: </w:t>
       </w:r>
-      <w:hyperlink w:history="1" r:id="rIdlk196hkyyx9z3hoezzmnj">
+      <w:hyperlink w:history="1" r:id="rIdmsmky5r5xgl_pf5rvzyu1">
         <w:r>
           <w:rPr>
             <w:rStyle w:val="Hyperlink"/>
@@ -17130,8 +17216,19 @@
     </w:p>
     <w:p>
       <w:pPr>
+        <w:sectPr>
+          <w:footerReference w:type="default" r:id="rId15"/>
+          <w:type w:val="oddPage"/>
+          <w:pgSz w:w="11906" w:h="16838" w:orient="portrait"/>
+          <w:pgMar w:top="1000" w:right="1417" w:bottom="900" w:left="1417" w:header="708" w:footer="708" w:gutter="0"/>
+          <w:pgNumType w:start="1"/>
+          <w:docGrid w:linePitch="360"/>
+        </w:sectPr>
+      </w:pPr>
+    </w:p>
+    <w:p>
+      <w:pPr>
         <w:pStyle w:val="Heading1"/>
-        <w:pageBreakBefore/>
         <w:spacing w:after="60"/>
       </w:pPr>
       <w:r>
@@ -17175,7 +17272,6 @@
     <w:p>
       <w:pPr>
         <w:pStyle w:val="Heading2"/>
-        <w:pageBreakBefore/>
         <w:spacing w:after="100" w:before="0"/>
       </w:pPr>
       <w:r>
@@ -17250,7 +17346,7 @@
         </w:rPr>
         <w:t xml:space="preserve">Nghe: </w:t>
       </w:r>
-      <w:hyperlink w:history="1" r:id="rIdhuw0tumfp0m2slud63aex">
+      <w:hyperlink w:history="1" r:id="rIdziaclijqzdmwe8cwcaggm">
         <w:r>
           <w:rPr>
             <w:rStyle w:val="Hyperlink"/>
@@ -17269,7 +17365,7 @@
         </w:rPr>
         <w:t xml:space="preserve">  |  </w:t>
       </w:r>
-      <w:hyperlink w:history="1" r:id="rIdal2eceq1mrcli9wp7dnxr">
+      <w:hyperlink w:history="1" r:id="rIdzqiu7e6mjjxzbqayqgsof">
         <w:r>
           <w:rPr>
             <w:rStyle w:val="Hyperlink"/>
@@ -17295,7 +17391,7 @@
         </w:rPr>
         <w:t xml:space="preserve">Transcript đầy đủ: </w:t>
       </w:r>
-      <w:hyperlink w:history="1" r:id="rIdzfge2amp09jc42ti4mqoc">
+      <w:hyperlink w:history="1" r:id="rId6iycjvtmkgcexcywla977">
         <w:r>
           <w:rPr>
             <w:rStyle w:val="Hyperlink"/>
@@ -18223,8 +18319,19 @@
     </w:p>
     <w:p>
       <w:pPr>
+        <w:sectPr>
+          <w:footerReference w:type="default" r:id="rId16"/>
+          <w:type w:val="oddPage"/>
+          <w:pgSz w:w="11906" w:h="16838" w:orient="portrait"/>
+          <w:pgMar w:top="1000" w:right="1417" w:bottom="900" w:left="1417" w:header="708" w:footer="708" w:gutter="0"/>
+          <w:pgNumType w:start="1"/>
+          <w:docGrid w:linePitch="360"/>
+        </w:sectPr>
+      </w:pPr>
+    </w:p>
+    <w:p>
+      <w:pPr>
         <w:pStyle w:val="Heading2"/>
-        <w:pageBreakBefore/>
         <w:spacing w:after="100" w:before="0"/>
       </w:pPr>
       <w:r>
@@ -18299,7 +18406,7 @@
         </w:rPr>
         <w:t xml:space="preserve">Nghe: </w:t>
       </w:r>
-      <w:hyperlink w:history="1" r:id="rIdolpos8ucsq7swdo4m1hf9">
+      <w:hyperlink w:history="1" r:id="rId7zrcsb0v5de3g_nwilkjw">
         <w:r>
           <w:rPr>
             <w:rStyle w:val="Hyperlink"/>
@@ -18325,7 +18432,7 @@
         </w:rPr>
         <w:t xml:space="preserve">Transcript đầy đủ: </w:t>
       </w:r>
-      <w:hyperlink w:history="1" r:id="rIdp6kvrbjhmc2cxfga8mzo7">
+      <w:hyperlink w:history="1" r:id="rIdrqh0tuelmkugih7ixylho">
         <w:r>
           <w:rPr>
             <w:rStyle w:val="Hyperlink"/>
@@ -19565,8 +19672,19 @@
     </w:p>
     <w:p>
       <w:pPr>
+        <w:sectPr>
+          <w:footerReference w:type="default" r:id="rId17"/>
+          <w:type w:val="oddPage"/>
+          <w:pgSz w:w="11906" w:h="16838" w:orient="portrait"/>
+          <w:pgMar w:top="1000" w:right="1417" w:bottom="900" w:left="1417" w:header="708" w:footer="708" w:gutter="0"/>
+          <w:pgNumType w:start="1"/>
+          <w:docGrid w:linePitch="360"/>
+        </w:sectPr>
+      </w:pPr>
+    </w:p>
+    <w:p>
+      <w:pPr>
         <w:pStyle w:val="Heading2"/>
-        <w:pageBreakBefore/>
         <w:spacing w:after="100" w:before="0"/>
       </w:pPr>
       <w:r>
@@ -19641,7 +19759,7 @@
         </w:rPr>
         <w:t xml:space="preserve">Nghe: </w:t>
       </w:r>
-      <w:hyperlink w:history="1" r:id="rIdqmxwof3qvpvykulhmdgua">
+      <w:hyperlink w:history="1" r:id="rIdzz9g787nu0kxp16j52oz1">
         <w:r>
           <w:rPr>
             <w:rStyle w:val="Hyperlink"/>
@@ -19660,7 +19778,7 @@
         </w:rPr>
         <w:t xml:space="preserve">  |  </w:t>
       </w:r>
-      <w:hyperlink w:history="1" r:id="rIdk7mxxu4ios9wtkomvbc0m">
+      <w:hyperlink w:history="1" r:id="rIdhb0gqwxca5ewqwtxgxfaf">
         <w:r>
           <w:rPr>
             <w:rStyle w:val="Hyperlink"/>
@@ -19686,7 +19804,7 @@
         </w:rPr>
         <w:t xml:space="preserve">Transcript đầy đủ: </w:t>
       </w:r>
-      <w:hyperlink w:history="1" r:id="rIddgytohamjoqz62wmy9mre">
+      <w:hyperlink w:history="1" r:id="rIdhr_9xovmgjv716mhlgsxm">
         <w:r>
           <w:rPr>
             <w:rStyle w:val="Hyperlink"/>
@@ -20878,8 +20996,19 @@
     </w:p>
     <w:p>
       <w:pPr>
+        <w:sectPr>
+          <w:footerReference w:type="default" r:id="rId18"/>
+          <w:type w:val="oddPage"/>
+          <w:pgSz w:w="11906" w:h="16838" w:orient="portrait"/>
+          <w:pgMar w:top="1000" w:right="1417" w:bottom="900" w:left="1417" w:header="708" w:footer="708" w:gutter="0"/>
+          <w:pgNumType w:start="1"/>
+          <w:docGrid w:linePitch="360"/>
+        </w:sectPr>
+      </w:pPr>
+    </w:p>
+    <w:p>
+      <w:pPr>
         <w:pStyle w:val="Heading2"/>
-        <w:pageBreakBefore/>
         <w:spacing w:after="100" w:before="0"/>
       </w:pPr>
       <w:r>
@@ -20954,7 +21083,7 @@
         </w:rPr>
         <w:t xml:space="preserve">Nghe: </w:t>
       </w:r>
-      <w:hyperlink w:history="1" r:id="rIdqgmetxm03bdlqrwjitfqx">
+      <w:hyperlink w:history="1" r:id="rIdemlpeq8fp1zczyvmysszq">
         <w:r>
           <w:rPr>
             <w:rStyle w:val="Hyperlink"/>
@@ -20973,7 +21102,7 @@
         </w:rPr>
         <w:t xml:space="preserve">  |  </w:t>
       </w:r>
-      <w:hyperlink w:history="1" r:id="rIdnrtgcpo2rswvs91q_mblf">
+      <w:hyperlink w:history="1" r:id="rIdgtcgujzo-gfmjubpsqtsf">
         <w:r>
           <w:rPr>
             <w:rStyle w:val="Hyperlink"/>
@@ -20999,7 +21128,7 @@
         </w:rPr>
         <w:t xml:space="preserve">Transcript đầy đủ: </w:t>
       </w:r>
-      <w:hyperlink w:history="1" r:id="rIddqabo_lxmvv8ech_axiro">
+      <w:hyperlink w:history="1" r:id="rIdj5qqht9nstceoznbxvs3r">
         <w:r>
           <w:rPr>
             <w:rStyle w:val="Hyperlink"/>
@@ -22095,8 +22224,19 @@
     </w:p>
     <w:p>
       <w:pPr>
+        <w:sectPr>
+          <w:footerReference w:type="default" r:id="rId19"/>
+          <w:type w:val="oddPage"/>
+          <w:pgSz w:w="11906" w:h="16838" w:orient="portrait"/>
+          <w:pgMar w:top="1000" w:right="1417" w:bottom="900" w:left="1417" w:header="708" w:footer="708" w:gutter="0"/>
+          <w:pgNumType w:start="1"/>
+          <w:docGrid w:linePitch="360"/>
+        </w:sectPr>
+      </w:pPr>
+    </w:p>
+    <w:p>
+      <w:pPr>
         <w:pStyle w:val="Heading2"/>
-        <w:pageBreakBefore/>
         <w:spacing w:after="100" w:before="0"/>
       </w:pPr>
       <w:r>
@@ -22171,7 +22311,7 @@
         </w:rPr>
         <w:t xml:space="preserve">Nghe: </w:t>
       </w:r>
-      <w:hyperlink w:history="1" r:id="rIdw7s9ny33paclfa_9zi7w6">
+      <w:hyperlink w:history="1" r:id="rIde765jdwa-qtsdccpeqiyd">
         <w:r>
           <w:rPr>
             <w:rStyle w:val="Hyperlink"/>
@@ -22190,7 +22330,7 @@
         </w:rPr>
         <w:t xml:space="preserve">  |  </w:t>
       </w:r>
-      <w:hyperlink w:history="1" r:id="rId5xyg83--r_ggowr7tmuk2">
+      <w:hyperlink w:history="1" r:id="rIds38jseexmqjgrawdjudhn">
         <w:r>
           <w:rPr>
             <w:rStyle w:val="Hyperlink"/>
@@ -22216,7 +22356,7 @@
         </w:rPr>
         <w:t xml:space="preserve">Transcript đầy đủ: </w:t>
       </w:r>
-      <w:hyperlink w:history="1" r:id="rIdpb8wrqdyklkdvema6hxcj">
+      <w:hyperlink w:history="1" r:id="rId9-a8aaafz4ua1yjamyzkl">
         <w:r>
           <w:rPr>
             <w:rStyle w:val="Hyperlink"/>
@@ -23216,8 +23356,19 @@
     </w:p>
     <w:p>
       <w:pPr>
+        <w:sectPr>
+          <w:footerReference w:type="default" r:id="rId20"/>
+          <w:type w:val="oddPage"/>
+          <w:pgSz w:w="11906" w:h="16838" w:orient="portrait"/>
+          <w:pgMar w:top="1000" w:right="1417" w:bottom="900" w:left="1417" w:header="708" w:footer="708" w:gutter="0"/>
+          <w:pgNumType w:start="1"/>
+          <w:docGrid w:linePitch="360"/>
+        </w:sectPr>
+      </w:pPr>
+    </w:p>
+    <w:p>
+      <w:pPr>
         <w:pStyle w:val="Heading2"/>
-        <w:pageBreakBefore/>
         <w:spacing w:after="100" w:before="0"/>
       </w:pPr>
       <w:r>
@@ -23292,7 +23443,7 @@
         </w:rPr>
         <w:t xml:space="preserve">Nghe: </w:t>
       </w:r>
-      <w:hyperlink w:history="1" r:id="rIddgysns-b-d77citbokkiz">
+      <w:hyperlink w:history="1" r:id="rIdmzmdg_-xoc1z5frt7npka">
         <w:r>
           <w:rPr>
             <w:rStyle w:val="Hyperlink"/>
@@ -23311,7 +23462,7 @@
         </w:rPr>
         <w:t xml:space="preserve">  |  </w:t>
       </w:r>
-      <w:hyperlink w:history="1" r:id="rIdumminu7jltrsy9_-0tchh">
+      <w:hyperlink w:history="1" r:id="rIdaze_oztnwwcdk6-s1x0_w">
         <w:r>
           <w:rPr>
             <w:rStyle w:val="Hyperlink"/>
@@ -23337,7 +23488,7 @@
         </w:rPr>
         <w:t xml:space="preserve">Transcript đầy đủ: </w:t>
       </w:r>
-      <w:hyperlink w:history="1" r:id="rIdnzt7wmbizkn62bnrtoyzj">
+      <w:hyperlink w:history="1" r:id="rIdfjwe5wvmpib_89j8npmq3">
         <w:r>
           <w:rPr>
             <w:rStyle w:val="Hyperlink"/>
@@ -24433,8 +24584,19 @@
     </w:p>
     <w:p>
       <w:pPr>
+        <w:sectPr>
+          <w:footerReference w:type="default" r:id="rId21"/>
+          <w:type w:val="oddPage"/>
+          <w:pgSz w:w="11906" w:h="16838" w:orient="portrait"/>
+          <w:pgMar w:top="1000" w:right="1417" w:bottom="900" w:left="1417" w:header="708" w:footer="708" w:gutter="0"/>
+          <w:pgNumType w:start="1"/>
+          <w:docGrid w:linePitch="360"/>
+        </w:sectPr>
+      </w:pPr>
+    </w:p>
+    <w:p>
+      <w:pPr>
         <w:pStyle w:val="Heading2"/>
-        <w:pageBreakBefore/>
         <w:spacing w:after="100" w:before="0"/>
       </w:pPr>
       <w:r>
@@ -24509,7 +24671,7 @@
         </w:rPr>
         <w:t xml:space="preserve">Nghe: </w:t>
       </w:r>
-      <w:hyperlink w:history="1" r:id="rId2rk4-4l89d4pgrwpjecko">
+      <w:hyperlink w:history="1" r:id="rIdwdozbd5kxtyx8ufg9unas">
         <w:r>
           <w:rPr>
             <w:rStyle w:val="Hyperlink"/>
@@ -24528,7 +24690,7 @@
         </w:rPr>
         <w:t xml:space="preserve">  |  </w:t>
       </w:r>
-      <w:hyperlink w:history="1" r:id="rIdk9inja8fclmpfmjvo7_wg">
+      <w:hyperlink w:history="1" r:id="rIdvdzx0mwumqgmuupdxae_m">
         <w:r>
           <w:rPr>
             <w:rStyle w:val="Hyperlink"/>
@@ -24554,7 +24716,7 @@
         </w:rPr>
         <w:t xml:space="preserve">Transcript đầy đủ: </w:t>
       </w:r>
-      <w:hyperlink w:history="1" r:id="rIdyczvzlx1bwuitrw-kr8gh">
+      <w:hyperlink w:history="1" r:id="rIdufsv3sej9-opy7cjrgb7f">
         <w:r>
           <w:rPr>
             <w:rStyle w:val="Hyperlink"/>
@@ -25770,8 +25932,19 @@
     </w:p>
     <w:p>
       <w:pPr>
+        <w:sectPr>
+          <w:footerReference w:type="default" r:id="rId22"/>
+          <w:type w:val="oddPage"/>
+          <w:pgSz w:w="11906" w:h="16838" w:orient="portrait"/>
+          <w:pgMar w:top="1000" w:right="1417" w:bottom="900" w:left="1417" w:header="708" w:footer="708" w:gutter="0"/>
+          <w:pgNumType w:start="1"/>
+          <w:docGrid w:linePitch="360"/>
+        </w:sectPr>
+      </w:pPr>
+    </w:p>
+    <w:p>
+      <w:pPr>
         <w:pStyle w:val="Heading2"/>
-        <w:pageBreakBefore/>
         <w:spacing w:after="100" w:before="0"/>
       </w:pPr>
       <w:r>
@@ -25846,7 +26019,7 @@
         </w:rPr>
         <w:t xml:space="preserve">Nghe: </w:t>
       </w:r>
-      <w:hyperlink w:history="1" r:id="rIdxsjqqjqk247wexukqjlz2">
+      <w:hyperlink w:history="1" r:id="rIdc6a4mn13viengd1ssj0xl">
         <w:r>
           <w:rPr>
             <w:rStyle w:val="Hyperlink"/>
@@ -25872,7 +26045,7 @@
         </w:rPr>
         <w:t xml:space="preserve">Transcript đầy đủ: </w:t>
       </w:r>
-      <w:hyperlink w:history="1" r:id="rIdek7s73dnzwjmwjrvwio9p">
+      <w:hyperlink w:history="1" r:id="rIdk9telm71gcummzx1q_mbf">
         <w:r>
           <w:rPr>
             <w:rStyle w:val="Hyperlink"/>
@@ -27304,8 +27477,19 @@
     </w:p>
     <w:p>
       <w:pPr>
+        <w:sectPr>
+          <w:footerReference w:type="default" r:id="rId23"/>
+          <w:type w:val="oddPage"/>
+          <w:pgSz w:w="11906" w:h="16838" w:orient="portrait"/>
+          <w:pgMar w:top="1000" w:right="1417" w:bottom="900" w:left="1417" w:header="708" w:footer="708" w:gutter="0"/>
+          <w:pgNumType w:start="1"/>
+          <w:docGrid w:linePitch="360"/>
+        </w:sectPr>
+      </w:pPr>
+    </w:p>
+    <w:p>
+      <w:pPr>
         <w:pStyle w:val="Heading1"/>
-        <w:pageBreakBefore/>
         <w:spacing w:after="60"/>
       </w:pPr>
       <w:r>
@@ -27349,7 +27533,6 @@
     <w:p>
       <w:pPr>
         <w:pStyle w:val="Heading2"/>
-        <w:pageBreakBefore/>
         <w:spacing w:after="100" w:before="0"/>
       </w:pPr>
       <w:r>
@@ -27424,7 +27607,7 @@
         </w:rPr>
         <w:t xml:space="preserve">Nghe: </w:t>
       </w:r>
-      <w:hyperlink w:history="1" r:id="rId0snztxr2mhqcpfbolc5yc">
+      <w:hyperlink w:history="1" r:id="rIdvfl5ltrhtoix3qpjappdp">
         <w:r>
           <w:rPr>
             <w:rStyle w:val="Hyperlink"/>
@@ -27450,7 +27633,7 @@
         </w:rPr>
         <w:t xml:space="preserve">Transcript đầy đủ: </w:t>
       </w:r>
-      <w:hyperlink w:history="1" r:id="rIdcr74zft-zqrnblgefvret">
+      <w:hyperlink w:history="1" r:id="rIdbxsybuiqawf4wun4rqdgt">
         <w:r>
           <w:rPr>
             <w:rStyle w:val="Hyperlink"/>
@@ -29002,8 +29185,19 @@
     </w:p>
     <w:p>
       <w:pPr>
+        <w:sectPr>
+          <w:footerReference w:type="default" r:id="rId24"/>
+          <w:type w:val="oddPage"/>
+          <w:pgSz w:w="11906" w:h="16838" w:orient="portrait"/>
+          <w:pgMar w:top="1000" w:right="1417" w:bottom="900" w:left="1417" w:header="708" w:footer="708" w:gutter="0"/>
+          <w:pgNumType w:start="1"/>
+          <w:docGrid w:linePitch="360"/>
+        </w:sectPr>
+      </w:pPr>
+    </w:p>
+    <w:p>
+      <w:pPr>
         <w:pStyle w:val="Heading2"/>
-        <w:pageBreakBefore/>
         <w:spacing w:after="100" w:before="0"/>
       </w:pPr>
       <w:r>
@@ -29078,7 +29272,7 @@
         </w:rPr>
         <w:t xml:space="preserve">Nghe: </w:t>
       </w:r>
-      <w:hyperlink w:history="1" r:id="rId_js6nf2nl9oeqr-x01xcu">
+      <w:hyperlink w:history="1" r:id="rIdfuys7uhte5tkflrsofqs2">
         <w:r>
           <w:rPr>
             <w:rStyle w:val="Hyperlink"/>
@@ -29097,7 +29291,7 @@
         </w:rPr>
         <w:t xml:space="preserve">  |  </w:t>
       </w:r>
-      <w:hyperlink w:history="1" r:id="rIdtwdzb9bs9_suojxb3ywds">
+      <w:hyperlink w:history="1" r:id="rIdrpstclocm7x_vx00zbnlu">
         <w:r>
           <w:rPr>
             <w:rStyle w:val="Hyperlink"/>
@@ -29123,7 +29317,7 @@
         </w:rPr>
         <w:t xml:space="preserve">Transcript đầy đủ: </w:t>
       </w:r>
-      <w:hyperlink w:history="1" r:id="rIdfjsaludoejkvoreg5qvb-">
+      <w:hyperlink w:history="1" r:id="rIduleztsvjzny7bdmyyuhk2">
         <w:r>
           <w:rPr>
             <w:rStyle w:val="Hyperlink"/>
@@ -29979,8 +30173,19 @@
     </w:p>
     <w:p>
       <w:pPr>
+        <w:sectPr>
+          <w:footerReference w:type="default" r:id="rId25"/>
+          <w:type w:val="oddPage"/>
+          <w:pgSz w:w="11906" w:h="16838" w:orient="portrait"/>
+          <w:pgMar w:top="1000" w:right="1417" w:bottom="900" w:left="1417" w:header="708" w:footer="708" w:gutter="0"/>
+          <w:pgNumType w:start="1"/>
+          <w:docGrid w:linePitch="360"/>
+        </w:sectPr>
+      </w:pPr>
+    </w:p>
+    <w:p>
+      <w:pPr>
         <w:pStyle w:val="Heading2"/>
-        <w:pageBreakBefore/>
         <w:spacing w:after="100" w:before="0"/>
       </w:pPr>
       <w:r>
@@ -30055,7 +30260,7 @@
         </w:rPr>
         <w:t xml:space="preserve">Nghe: </w:t>
       </w:r>
-      <w:hyperlink w:history="1" r:id="rIdwtilhn7xkmu0vxztmzhwl">
+      <w:hyperlink w:history="1" r:id="rIduak39em5mp-rccd1gckd2">
         <w:r>
           <w:rPr>
             <w:rStyle w:val="Hyperlink"/>
@@ -30081,7 +30286,7 @@
         </w:rPr>
         <w:t xml:space="preserve">Transcript đầy đủ: </w:t>
       </w:r>
-      <w:hyperlink w:history="1" r:id="rId-pgy1wmfj5u5wiu_qapan">
+      <w:hyperlink w:history="1" r:id="rIdszn6unqvtetixjx9frwnw">
         <w:r>
           <w:rPr>
             <w:rStyle w:val="Hyperlink"/>
@@ -31899,8 +32104,19 @@
     </w:p>
     <w:p>
       <w:pPr>
+        <w:sectPr>
+          <w:footerReference w:type="default" r:id="rId26"/>
+          <w:type w:val="oddPage"/>
+          <w:pgSz w:w="11906" w:h="16838" w:orient="portrait"/>
+          <w:pgMar w:top="1000" w:right="1417" w:bottom="900" w:left="1417" w:header="708" w:footer="708" w:gutter="0"/>
+          <w:pgNumType w:start="1"/>
+          <w:docGrid w:linePitch="360"/>
+        </w:sectPr>
+      </w:pPr>
+    </w:p>
+    <w:p>
+      <w:pPr>
         <w:pStyle w:val="Heading2"/>
-        <w:pageBreakBefore/>
         <w:spacing w:after="100" w:before="0"/>
       </w:pPr>
       <w:r>
@@ -31975,7 +32191,7 @@
         </w:rPr>
         <w:t xml:space="preserve">Nghe: </w:t>
       </w:r>
-      <w:hyperlink w:history="1" r:id="rId2zlhkckuxa2qtz3pf7lci">
+      <w:hyperlink w:history="1" r:id="rIdxusr12n3s99yps0xu0yny">
         <w:r>
           <w:rPr>
             <w:rStyle w:val="Hyperlink"/>
@@ -31994,7 +32210,7 @@
         </w:rPr>
         <w:t xml:space="preserve">  |  </w:t>
       </w:r>
-      <w:hyperlink w:history="1" r:id="rIdskgmcyeygkbivwn33xpkt">
+      <w:hyperlink w:history="1" r:id="rId_zjyued7yunkjiuhq0e-f">
         <w:r>
           <w:rPr>
             <w:rStyle w:val="Hyperlink"/>
@@ -32020,7 +32236,7 @@
         </w:rPr>
         <w:t xml:space="preserve">Transcript đầy đủ: </w:t>
       </w:r>
-      <w:hyperlink w:history="1" r:id="rIdzub7z7s964vubdfph4uug">
+      <w:hyperlink w:history="1" r:id="rIdum4ns_1bhtmrsuflz5f0s">
         <w:r>
           <w:rPr>
             <w:rStyle w:val="Hyperlink"/>
@@ -33692,8 +33908,19 @@
     </w:p>
     <w:p>
       <w:pPr>
+        <w:sectPr>
+          <w:footerReference w:type="default" r:id="rId27"/>
+          <w:type w:val="oddPage"/>
+          <w:pgSz w:w="11906" w:h="16838" w:orient="portrait"/>
+          <w:pgMar w:top="1000" w:right="1417" w:bottom="900" w:left="1417" w:header="708" w:footer="708" w:gutter="0"/>
+          <w:pgNumType w:start="1"/>
+          <w:docGrid w:linePitch="360"/>
+        </w:sectPr>
+      </w:pPr>
+    </w:p>
+    <w:p>
+      <w:pPr>
         <w:pStyle w:val="Heading2"/>
-        <w:pageBreakBefore/>
         <w:spacing w:after="100" w:before="0"/>
       </w:pPr>
       <w:r>
@@ -33768,7 +33995,7 @@
         </w:rPr>
         <w:t xml:space="preserve">Nghe: </w:t>
       </w:r>
-      <w:hyperlink w:history="1" r:id="rIdxmq1rjp5bcf3zspsqymzu">
+      <w:hyperlink w:history="1" r:id="rId7kebttsnxseelzcyj96hj">
         <w:r>
           <w:rPr>
             <w:rStyle w:val="Hyperlink"/>
@@ -33794,7 +34021,7 @@
         </w:rPr>
         <w:t xml:space="preserve">Transcript đầy đủ: </w:t>
       </w:r>
-      <w:hyperlink w:history="1" r:id="rIdhfaltzy9_w-pdws3stzky">
+      <w:hyperlink w:history="1" r:id="rIdqywi_mixhpm5a6-obltld">
         <w:r>
           <w:rPr>
             <w:rStyle w:val="Hyperlink"/>
@@ -34916,8 +35143,19 @@
     </w:p>
     <w:p>
       <w:pPr>
+        <w:sectPr>
+          <w:footerReference w:type="default" r:id="rId28"/>
+          <w:type w:val="oddPage"/>
+          <w:pgSz w:w="11906" w:h="16838" w:orient="portrait"/>
+          <w:pgMar w:top="1000" w:right="1417" w:bottom="900" w:left="1417" w:header="708" w:footer="708" w:gutter="0"/>
+          <w:pgNumType w:start="1"/>
+          <w:docGrid w:linePitch="360"/>
+        </w:sectPr>
+      </w:pPr>
+    </w:p>
+    <w:p>
+      <w:pPr>
         <w:pStyle w:val="Heading2"/>
-        <w:pageBreakBefore/>
         <w:spacing w:after="100" w:before="0"/>
       </w:pPr>
       <w:r>
@@ -34992,7 +35230,7 @@
         </w:rPr>
         <w:t xml:space="preserve">Nghe: </w:t>
       </w:r>
-      <w:hyperlink w:history="1" r:id="rId-dhk26o2xcooik4tzrsbb">
+      <w:hyperlink w:history="1" r:id="rIdg0cjmva_llgjnenwllgpz">
         <w:r>
           <w:rPr>
             <w:rStyle w:val="Hyperlink"/>
@@ -35018,7 +35256,7 @@
         </w:rPr>
         <w:t xml:space="preserve">Transcript đầy đủ: </w:t>
       </w:r>
-      <w:hyperlink w:history="1" r:id="rIdmsoljv1wzssvlsgkxodfd">
+      <w:hyperlink w:history="1" r:id="rIdbqs22ckipa7kots18qclw">
         <w:r>
           <w:rPr>
             <w:rStyle w:val="Hyperlink"/>
@@ -35850,8 +36088,19 @@
     </w:p>
     <w:p>
       <w:pPr>
+        <w:sectPr>
+          <w:footerReference w:type="default" r:id="rId29"/>
+          <w:type w:val="oddPage"/>
+          <w:pgSz w:w="11906" w:h="16838" w:orient="portrait"/>
+          <w:pgMar w:top="1000" w:right="1417" w:bottom="900" w:left="1417" w:header="708" w:footer="708" w:gutter="0"/>
+          <w:pgNumType w:start="1"/>
+          <w:docGrid w:linePitch="360"/>
+        </w:sectPr>
+      </w:pPr>
+    </w:p>
+    <w:p>
+      <w:pPr>
         <w:pStyle w:val="Heading2"/>
-        <w:pageBreakBefore/>
         <w:spacing w:after="100" w:before="0"/>
       </w:pPr>
       <w:r>
@@ -35926,7 +36175,7 @@
         </w:rPr>
         <w:t xml:space="preserve">Nghe: </w:t>
       </w:r>
-      <w:hyperlink w:history="1" r:id="rIdzxn3tn4uzsaosyncauopg">
+      <w:hyperlink w:history="1" r:id="rIdcrvmgj6hxvxz6ole5ymdw">
         <w:r>
           <w:rPr>
             <w:rStyle w:val="Hyperlink"/>
@@ -35952,7 +36201,7 @@
         </w:rPr>
         <w:t xml:space="preserve">Transcript đầy đủ: </w:t>
       </w:r>
-      <w:hyperlink w:history="1" r:id="rId6shd1fmvslgbruozqdy6k">
+      <w:hyperlink w:history="1" r:id="rId_mpxwjviyvwmk5q3whpbk">
         <w:r>
           <w:rPr>
             <w:rStyle w:val="Hyperlink"/>
@@ -38008,8 +38257,19 @@
     </w:p>
     <w:p>
       <w:pPr>
+        <w:sectPr>
+          <w:footerReference w:type="default" r:id="rId30"/>
+          <w:type w:val="oddPage"/>
+          <w:pgSz w:w="11906" w:h="16838" w:orient="portrait"/>
+          <w:pgMar w:top="1000" w:right="1417" w:bottom="900" w:left="1417" w:header="708" w:footer="708" w:gutter="0"/>
+          <w:pgNumType w:start="1"/>
+          <w:docGrid w:linePitch="360"/>
+        </w:sectPr>
+      </w:pPr>
+    </w:p>
+    <w:p>
+      <w:pPr>
         <w:pStyle w:val="Heading2"/>
-        <w:pageBreakBefore/>
         <w:spacing w:after="100" w:before="0"/>
       </w:pPr>
       <w:r>
@@ -38084,7 +38344,7 @@
         </w:rPr>
         <w:t xml:space="preserve">Nghe: </w:t>
       </w:r>
-      <w:hyperlink w:history="1" r:id="rIdsavegb1u3ve-ywxhpmuig">
+      <w:hyperlink w:history="1" r:id="rIdcjvuq-op0qzzplh2rbuae">
         <w:r>
           <w:rPr>
             <w:rStyle w:val="Hyperlink"/>
@@ -38103,7 +38363,7 @@
         </w:rPr>
         <w:t xml:space="preserve">  |  </w:t>
       </w:r>
-      <w:hyperlink w:history="1" r:id="rIdzefulirpiknotvn-h2qpr">
+      <w:hyperlink w:history="1" r:id="rIdukqax4blzxsamq7fd6wab">
         <w:r>
           <w:rPr>
             <w:rStyle w:val="Hyperlink"/>
@@ -38129,7 +38389,7 @@
         </w:rPr>
         <w:t xml:space="preserve">Transcript đầy đủ: </w:t>
       </w:r>
-      <w:hyperlink w:history="1" r:id="rIdtkh4ibtk8tguhp6lwd9vv">
+      <w:hyperlink w:history="1" r:id="rIddfml1-c-v1c-fqqx-mdgv">
         <w:r>
           <w:rPr>
             <w:rStyle w:val="Hyperlink"/>
@@ -39440,10 +39700,11 @@
       </w:r>
     </w:p>
     <w:sectPr>
-      <w:footerReference w:type="default" r:id="rId7"/>
+      <w:footerReference w:type="default" r:id="rId31"/>
+      <w:type w:val="oddPage"/>
       <w:pgSz w:w="11906" w:h="16838" w:orient="portrait"/>
       <w:pgMar w:top="1000" w:right="1417" w:bottom="900" w:left="1417" w:header="708" w:footer="708" w:gutter="0"/>
-      <w:pgNumType/>
+      <w:pgNumType w:start="1"/>
       <w:docGrid w:linePitch="360"/>
     </w:sectPr>
   </w:body>
@@ -39505,6 +39766,750 @@
         <w:szCs w:val="16"/>
       </w:rPr>
       <w:t xml:space="preserve">Luyện nghe podcast – Lingthusiasm (CC BY-NC-SA 4.0) – trang </w:t>
+    </w:r>
+    <w:r>
+      <w:rPr>
+        <w:rFonts w:ascii="Arial" w:cs="Arial" w:eastAsia="Arial" w:hAnsi="Arial"/>
+        <w:color w:val="808080"/>
+        <w:sz w:val="16"/>
+        <w:szCs w:val="16"/>
+      </w:rPr>
+      <w:fldChar w:fldCharType="begin"/>
+      <w:instrText xml:space="preserve">PAGE</w:instrText>
+      <w:fldChar w:fldCharType="separate"/>
+      <w:fldChar w:fldCharType="end"/>
+    </w:r>
+  </w:p>
+</w:ftr>
+</file>
+
+<file path=word/footer10.xml><?xml version="1.0" encoding="utf-8"?>
+<w:ftr xmlns:wpc="http://schemas.microsoft.com/office/word/2010/wordprocessingCanvas" xmlns:mc="http://schemas.openxmlformats.org/markup-compatibility/2006" xmlns:o="urn:schemas-microsoft-com:office:office" xmlns:r="http://schemas.openxmlformats.org/officeDocument/2006/relationships" xmlns:m="http://schemas.openxmlformats.org/officeDocument/2006/math" xmlns:v="urn:schemas-microsoft-com:vml" xmlns:wp14="http://schemas.microsoft.com/office/word/2010/wordprocessingDrawing" xmlns:wp="http://schemas.openxmlformats.org/drawingml/2006/wordprocessingDrawing" xmlns:w10="urn:schemas-microsoft-com:office:word" xmlns:w="http://schemas.openxmlformats.org/wordprocessingml/2006/main" xmlns:w14="http://schemas.microsoft.com/office/word/2010/wordml" xmlns:w15="http://schemas.microsoft.com/office/word/2012/wordml" xmlns:wpg="http://schemas.microsoft.com/office/word/2010/wordprocessingGroup" xmlns:wpi="http://schemas.microsoft.com/office/word/2010/wordprocessingInk" xmlns:wne="http://schemas.microsoft.com/office/word/2006/wordml" xmlns:wps="http://schemas.microsoft.com/office/word/2010/wordprocessingShape">
+  <w:p>
+    <w:pPr>
+      <w:jc w:val="center"/>
+    </w:pPr>
+    <w:r>
+      <w:rPr>
+        <w:rFonts w:ascii="Arial" w:cs="Arial" w:eastAsia="Arial" w:hAnsi="Arial"/>
+        <w:color w:val="808080"/>
+        <w:sz w:val="16"/>
+        <w:szCs w:val="16"/>
+      </w:rPr>
+      <w:t xml:space="preserve">Luyện nghe podcast – Lingthusiasm (CC BY-NC-SA 4.0) – Bài 9 – trang </w:t>
+    </w:r>
+    <w:r>
+      <w:rPr>
+        <w:rFonts w:ascii="Arial" w:cs="Arial" w:eastAsia="Arial" w:hAnsi="Arial"/>
+        <w:color w:val="808080"/>
+        <w:sz w:val="16"/>
+        <w:szCs w:val="16"/>
+      </w:rPr>
+      <w:fldChar w:fldCharType="begin"/>
+      <w:instrText xml:space="preserve">PAGE</w:instrText>
+      <w:fldChar w:fldCharType="separate"/>
+      <w:fldChar w:fldCharType="end"/>
+    </w:r>
+  </w:p>
+</w:ftr>
+</file>
+
+<file path=word/footer11.xml><?xml version="1.0" encoding="utf-8"?>
+<w:ftr xmlns:wpc="http://schemas.microsoft.com/office/word/2010/wordprocessingCanvas" xmlns:mc="http://schemas.openxmlformats.org/markup-compatibility/2006" xmlns:o="urn:schemas-microsoft-com:office:office" xmlns:r="http://schemas.openxmlformats.org/officeDocument/2006/relationships" xmlns:m="http://schemas.openxmlformats.org/officeDocument/2006/math" xmlns:v="urn:schemas-microsoft-com:vml" xmlns:wp14="http://schemas.microsoft.com/office/word/2010/wordprocessingDrawing" xmlns:wp="http://schemas.openxmlformats.org/drawingml/2006/wordprocessingDrawing" xmlns:w10="urn:schemas-microsoft-com:office:word" xmlns:w="http://schemas.openxmlformats.org/wordprocessingml/2006/main" xmlns:w14="http://schemas.microsoft.com/office/word/2010/wordml" xmlns:w15="http://schemas.microsoft.com/office/word/2012/wordml" xmlns:wpg="http://schemas.microsoft.com/office/word/2010/wordprocessingGroup" xmlns:wpi="http://schemas.microsoft.com/office/word/2010/wordprocessingInk" xmlns:wne="http://schemas.microsoft.com/office/word/2006/wordml" xmlns:wps="http://schemas.microsoft.com/office/word/2010/wordprocessingShape">
+  <w:p>
+    <w:pPr>
+      <w:jc w:val="center"/>
+    </w:pPr>
+    <w:r>
+      <w:rPr>
+        <w:rFonts w:ascii="Arial" w:cs="Arial" w:eastAsia="Arial" w:hAnsi="Arial"/>
+        <w:color w:val="808080"/>
+        <w:sz w:val="16"/>
+        <w:szCs w:val="16"/>
+      </w:rPr>
+      <w:t xml:space="preserve">Luyện nghe podcast – Lingthusiasm (CC BY-NC-SA 4.0) – Bài 10 – trang </w:t>
+    </w:r>
+    <w:r>
+      <w:rPr>
+        <w:rFonts w:ascii="Arial" w:cs="Arial" w:eastAsia="Arial" w:hAnsi="Arial"/>
+        <w:color w:val="808080"/>
+        <w:sz w:val="16"/>
+        <w:szCs w:val="16"/>
+      </w:rPr>
+      <w:fldChar w:fldCharType="begin"/>
+      <w:instrText xml:space="preserve">PAGE</w:instrText>
+      <w:fldChar w:fldCharType="separate"/>
+      <w:fldChar w:fldCharType="end"/>
+    </w:r>
+  </w:p>
+</w:ftr>
+</file>
+
+<file path=word/footer12.xml><?xml version="1.0" encoding="utf-8"?>
+<w:ftr xmlns:wpc="http://schemas.microsoft.com/office/word/2010/wordprocessingCanvas" xmlns:mc="http://schemas.openxmlformats.org/markup-compatibility/2006" xmlns:o="urn:schemas-microsoft-com:office:office" xmlns:r="http://schemas.openxmlformats.org/officeDocument/2006/relationships" xmlns:m="http://schemas.openxmlformats.org/officeDocument/2006/math" xmlns:v="urn:schemas-microsoft-com:vml" xmlns:wp14="http://schemas.microsoft.com/office/word/2010/wordprocessingDrawing" xmlns:wp="http://schemas.openxmlformats.org/drawingml/2006/wordprocessingDrawing" xmlns:w10="urn:schemas-microsoft-com:office:word" xmlns:w="http://schemas.openxmlformats.org/wordprocessingml/2006/main" xmlns:w14="http://schemas.microsoft.com/office/word/2010/wordml" xmlns:w15="http://schemas.microsoft.com/office/word/2012/wordml" xmlns:wpg="http://schemas.microsoft.com/office/word/2010/wordprocessingGroup" xmlns:wpi="http://schemas.microsoft.com/office/word/2010/wordprocessingInk" xmlns:wne="http://schemas.microsoft.com/office/word/2006/wordml" xmlns:wps="http://schemas.microsoft.com/office/word/2010/wordprocessingShape">
+  <w:p>
+    <w:pPr>
+      <w:jc w:val="center"/>
+    </w:pPr>
+    <w:r>
+      <w:rPr>
+        <w:rFonts w:ascii="Arial" w:cs="Arial" w:eastAsia="Arial" w:hAnsi="Arial"/>
+        <w:color w:val="808080"/>
+        <w:sz w:val="16"/>
+        <w:szCs w:val="16"/>
+      </w:rPr>
+      <w:t xml:space="preserve">Luyện nghe podcast – Lingthusiasm (CC BY-NC-SA 4.0) – Bài 11 – trang </w:t>
+    </w:r>
+    <w:r>
+      <w:rPr>
+        <w:rFonts w:ascii="Arial" w:cs="Arial" w:eastAsia="Arial" w:hAnsi="Arial"/>
+        <w:color w:val="808080"/>
+        <w:sz w:val="16"/>
+        <w:szCs w:val="16"/>
+      </w:rPr>
+      <w:fldChar w:fldCharType="begin"/>
+      <w:instrText xml:space="preserve">PAGE</w:instrText>
+      <w:fldChar w:fldCharType="separate"/>
+      <w:fldChar w:fldCharType="end"/>
+    </w:r>
+  </w:p>
+</w:ftr>
+</file>
+
+<file path=word/footer13.xml><?xml version="1.0" encoding="utf-8"?>
+<w:ftr xmlns:wpc="http://schemas.microsoft.com/office/word/2010/wordprocessingCanvas" xmlns:mc="http://schemas.openxmlformats.org/markup-compatibility/2006" xmlns:o="urn:schemas-microsoft-com:office:office" xmlns:r="http://schemas.openxmlformats.org/officeDocument/2006/relationships" xmlns:m="http://schemas.openxmlformats.org/officeDocument/2006/math" xmlns:v="urn:schemas-microsoft-com:vml" xmlns:wp14="http://schemas.microsoft.com/office/word/2010/wordprocessingDrawing" xmlns:wp="http://schemas.openxmlformats.org/drawingml/2006/wordprocessingDrawing" xmlns:w10="urn:schemas-microsoft-com:office:word" xmlns:w="http://schemas.openxmlformats.org/wordprocessingml/2006/main" xmlns:w14="http://schemas.microsoft.com/office/word/2010/wordml" xmlns:w15="http://schemas.microsoft.com/office/word/2012/wordml" xmlns:wpg="http://schemas.microsoft.com/office/word/2010/wordprocessingGroup" xmlns:wpi="http://schemas.microsoft.com/office/word/2010/wordprocessingInk" xmlns:wne="http://schemas.microsoft.com/office/word/2006/wordml" xmlns:wps="http://schemas.microsoft.com/office/word/2010/wordprocessingShape">
+  <w:p>
+    <w:pPr>
+      <w:jc w:val="center"/>
+    </w:pPr>
+    <w:r>
+      <w:rPr>
+        <w:rFonts w:ascii="Arial" w:cs="Arial" w:eastAsia="Arial" w:hAnsi="Arial"/>
+        <w:color w:val="808080"/>
+        <w:sz w:val="16"/>
+        <w:szCs w:val="16"/>
+      </w:rPr>
+      <w:t xml:space="preserve">Luyện nghe podcast – Lingthusiasm (CC BY-NC-SA 4.0) – Bài 12 – trang </w:t>
+    </w:r>
+    <w:r>
+      <w:rPr>
+        <w:rFonts w:ascii="Arial" w:cs="Arial" w:eastAsia="Arial" w:hAnsi="Arial"/>
+        <w:color w:val="808080"/>
+        <w:sz w:val="16"/>
+        <w:szCs w:val="16"/>
+      </w:rPr>
+      <w:fldChar w:fldCharType="begin"/>
+      <w:instrText xml:space="preserve">PAGE</w:instrText>
+      <w:fldChar w:fldCharType="separate"/>
+      <w:fldChar w:fldCharType="end"/>
+    </w:r>
+  </w:p>
+</w:ftr>
+</file>
+
+<file path=word/footer14.xml><?xml version="1.0" encoding="utf-8"?>
+<w:ftr xmlns:wpc="http://schemas.microsoft.com/office/word/2010/wordprocessingCanvas" xmlns:mc="http://schemas.openxmlformats.org/markup-compatibility/2006" xmlns:o="urn:schemas-microsoft-com:office:office" xmlns:r="http://schemas.openxmlformats.org/officeDocument/2006/relationships" xmlns:m="http://schemas.openxmlformats.org/officeDocument/2006/math" xmlns:v="urn:schemas-microsoft-com:vml" xmlns:wp14="http://schemas.microsoft.com/office/word/2010/wordprocessingDrawing" xmlns:wp="http://schemas.openxmlformats.org/drawingml/2006/wordprocessingDrawing" xmlns:w10="urn:schemas-microsoft-com:office:word" xmlns:w="http://schemas.openxmlformats.org/wordprocessingml/2006/main" xmlns:w14="http://schemas.microsoft.com/office/word/2010/wordml" xmlns:w15="http://schemas.microsoft.com/office/word/2012/wordml" xmlns:wpg="http://schemas.microsoft.com/office/word/2010/wordprocessingGroup" xmlns:wpi="http://schemas.microsoft.com/office/word/2010/wordprocessingInk" xmlns:wne="http://schemas.microsoft.com/office/word/2006/wordml" xmlns:wps="http://schemas.microsoft.com/office/word/2010/wordprocessingShape">
+  <w:p>
+    <w:pPr>
+      <w:jc w:val="center"/>
+    </w:pPr>
+    <w:r>
+      <w:rPr>
+        <w:rFonts w:ascii="Arial" w:cs="Arial" w:eastAsia="Arial" w:hAnsi="Arial"/>
+        <w:color w:val="808080"/>
+        <w:sz w:val="16"/>
+        <w:szCs w:val="16"/>
+      </w:rPr>
+      <w:t xml:space="preserve">Luyện nghe podcast – Lingthusiasm (CC BY-NC-SA 4.0) – Bài 13 – trang </w:t>
+    </w:r>
+    <w:r>
+      <w:rPr>
+        <w:rFonts w:ascii="Arial" w:cs="Arial" w:eastAsia="Arial" w:hAnsi="Arial"/>
+        <w:color w:val="808080"/>
+        <w:sz w:val="16"/>
+        <w:szCs w:val="16"/>
+      </w:rPr>
+      <w:fldChar w:fldCharType="begin"/>
+      <w:instrText xml:space="preserve">PAGE</w:instrText>
+      <w:fldChar w:fldCharType="separate"/>
+      <w:fldChar w:fldCharType="end"/>
+    </w:r>
+  </w:p>
+</w:ftr>
+</file>
+
+<file path=word/footer15.xml><?xml version="1.0" encoding="utf-8"?>
+<w:ftr xmlns:wpc="http://schemas.microsoft.com/office/word/2010/wordprocessingCanvas" xmlns:mc="http://schemas.openxmlformats.org/markup-compatibility/2006" xmlns:o="urn:schemas-microsoft-com:office:office" xmlns:r="http://schemas.openxmlformats.org/officeDocument/2006/relationships" xmlns:m="http://schemas.openxmlformats.org/officeDocument/2006/math" xmlns:v="urn:schemas-microsoft-com:vml" xmlns:wp14="http://schemas.microsoft.com/office/word/2010/wordprocessingDrawing" xmlns:wp="http://schemas.openxmlformats.org/drawingml/2006/wordprocessingDrawing" xmlns:w10="urn:schemas-microsoft-com:office:word" xmlns:w="http://schemas.openxmlformats.org/wordprocessingml/2006/main" xmlns:w14="http://schemas.microsoft.com/office/word/2010/wordml" xmlns:w15="http://schemas.microsoft.com/office/word/2012/wordml" xmlns:wpg="http://schemas.microsoft.com/office/word/2010/wordprocessingGroup" xmlns:wpi="http://schemas.microsoft.com/office/word/2010/wordprocessingInk" xmlns:wne="http://schemas.microsoft.com/office/word/2006/wordml" xmlns:wps="http://schemas.microsoft.com/office/word/2010/wordprocessingShape">
+  <w:p>
+    <w:pPr>
+      <w:jc w:val="center"/>
+    </w:pPr>
+    <w:r>
+      <w:rPr>
+        <w:rFonts w:ascii="Arial" w:cs="Arial" w:eastAsia="Arial" w:hAnsi="Arial"/>
+        <w:color w:val="808080"/>
+        <w:sz w:val="16"/>
+        <w:szCs w:val="16"/>
+      </w:rPr>
+      <w:t xml:space="preserve">Luyện nghe podcast – Lingthusiasm (CC BY-NC-SA 4.0) – Bài 14 – trang </w:t>
+    </w:r>
+    <w:r>
+      <w:rPr>
+        <w:rFonts w:ascii="Arial" w:cs="Arial" w:eastAsia="Arial" w:hAnsi="Arial"/>
+        <w:color w:val="808080"/>
+        <w:sz w:val="16"/>
+        <w:szCs w:val="16"/>
+      </w:rPr>
+      <w:fldChar w:fldCharType="begin"/>
+      <w:instrText xml:space="preserve">PAGE</w:instrText>
+      <w:fldChar w:fldCharType="separate"/>
+      <w:fldChar w:fldCharType="end"/>
+    </w:r>
+  </w:p>
+</w:ftr>
+</file>
+
+<file path=word/footer16.xml><?xml version="1.0" encoding="utf-8"?>
+<w:ftr xmlns:wpc="http://schemas.microsoft.com/office/word/2010/wordprocessingCanvas" xmlns:mc="http://schemas.openxmlformats.org/markup-compatibility/2006" xmlns:o="urn:schemas-microsoft-com:office:office" xmlns:r="http://schemas.openxmlformats.org/officeDocument/2006/relationships" xmlns:m="http://schemas.openxmlformats.org/officeDocument/2006/math" xmlns:v="urn:schemas-microsoft-com:vml" xmlns:wp14="http://schemas.microsoft.com/office/word/2010/wordprocessingDrawing" xmlns:wp="http://schemas.openxmlformats.org/drawingml/2006/wordprocessingDrawing" xmlns:w10="urn:schemas-microsoft-com:office:word" xmlns:w="http://schemas.openxmlformats.org/wordprocessingml/2006/main" xmlns:w14="http://schemas.microsoft.com/office/word/2010/wordml" xmlns:w15="http://schemas.microsoft.com/office/word/2012/wordml" xmlns:wpg="http://schemas.microsoft.com/office/word/2010/wordprocessingGroup" xmlns:wpi="http://schemas.microsoft.com/office/word/2010/wordprocessingInk" xmlns:wne="http://schemas.microsoft.com/office/word/2006/wordml" xmlns:wps="http://schemas.microsoft.com/office/word/2010/wordprocessingShape">
+  <w:p>
+    <w:pPr>
+      <w:jc w:val="center"/>
+    </w:pPr>
+    <w:r>
+      <w:rPr>
+        <w:rFonts w:ascii="Arial" w:cs="Arial" w:eastAsia="Arial" w:hAnsi="Arial"/>
+        <w:color w:val="808080"/>
+        <w:sz w:val="16"/>
+        <w:szCs w:val="16"/>
+      </w:rPr>
+      <w:t xml:space="preserve">Luyện nghe podcast – Lingthusiasm (CC BY-NC-SA 4.0) – Bài 15 – trang </w:t>
+    </w:r>
+    <w:r>
+      <w:rPr>
+        <w:rFonts w:ascii="Arial" w:cs="Arial" w:eastAsia="Arial" w:hAnsi="Arial"/>
+        <w:color w:val="808080"/>
+        <w:sz w:val="16"/>
+        <w:szCs w:val="16"/>
+      </w:rPr>
+      <w:fldChar w:fldCharType="begin"/>
+      <w:instrText xml:space="preserve">PAGE</w:instrText>
+      <w:fldChar w:fldCharType="separate"/>
+      <w:fldChar w:fldCharType="end"/>
+    </w:r>
+  </w:p>
+</w:ftr>
+</file>
+
+<file path=word/footer17.xml><?xml version="1.0" encoding="utf-8"?>
+<w:ftr xmlns:wpc="http://schemas.microsoft.com/office/word/2010/wordprocessingCanvas" xmlns:mc="http://schemas.openxmlformats.org/markup-compatibility/2006" xmlns:o="urn:schemas-microsoft-com:office:office" xmlns:r="http://schemas.openxmlformats.org/officeDocument/2006/relationships" xmlns:m="http://schemas.openxmlformats.org/officeDocument/2006/math" xmlns:v="urn:schemas-microsoft-com:vml" xmlns:wp14="http://schemas.microsoft.com/office/word/2010/wordprocessingDrawing" xmlns:wp="http://schemas.openxmlformats.org/drawingml/2006/wordprocessingDrawing" xmlns:w10="urn:schemas-microsoft-com:office:word" xmlns:w="http://schemas.openxmlformats.org/wordprocessingml/2006/main" xmlns:w14="http://schemas.microsoft.com/office/word/2010/wordml" xmlns:w15="http://schemas.microsoft.com/office/word/2012/wordml" xmlns:wpg="http://schemas.microsoft.com/office/word/2010/wordprocessingGroup" xmlns:wpi="http://schemas.microsoft.com/office/word/2010/wordprocessingInk" xmlns:wne="http://schemas.microsoft.com/office/word/2006/wordml" xmlns:wps="http://schemas.microsoft.com/office/word/2010/wordprocessingShape">
+  <w:p>
+    <w:pPr>
+      <w:jc w:val="center"/>
+    </w:pPr>
+    <w:r>
+      <w:rPr>
+        <w:rFonts w:ascii="Arial" w:cs="Arial" w:eastAsia="Arial" w:hAnsi="Arial"/>
+        <w:color w:val="808080"/>
+        <w:sz w:val="16"/>
+        <w:szCs w:val="16"/>
+      </w:rPr>
+      <w:t xml:space="preserve">Luyện nghe podcast – Lingthusiasm (CC BY-NC-SA 4.0) – Bài 16 – trang </w:t>
+    </w:r>
+    <w:r>
+      <w:rPr>
+        <w:rFonts w:ascii="Arial" w:cs="Arial" w:eastAsia="Arial" w:hAnsi="Arial"/>
+        <w:color w:val="808080"/>
+        <w:sz w:val="16"/>
+        <w:szCs w:val="16"/>
+      </w:rPr>
+      <w:fldChar w:fldCharType="begin"/>
+      <w:instrText xml:space="preserve">PAGE</w:instrText>
+      <w:fldChar w:fldCharType="separate"/>
+      <w:fldChar w:fldCharType="end"/>
+    </w:r>
+  </w:p>
+</w:ftr>
+</file>
+
+<file path=word/footer18.xml><?xml version="1.0" encoding="utf-8"?>
+<w:ftr xmlns:wpc="http://schemas.microsoft.com/office/word/2010/wordprocessingCanvas" xmlns:mc="http://schemas.openxmlformats.org/markup-compatibility/2006" xmlns:o="urn:schemas-microsoft-com:office:office" xmlns:r="http://schemas.openxmlformats.org/officeDocument/2006/relationships" xmlns:m="http://schemas.openxmlformats.org/officeDocument/2006/math" xmlns:v="urn:schemas-microsoft-com:vml" xmlns:wp14="http://schemas.microsoft.com/office/word/2010/wordprocessingDrawing" xmlns:wp="http://schemas.openxmlformats.org/drawingml/2006/wordprocessingDrawing" xmlns:w10="urn:schemas-microsoft-com:office:word" xmlns:w="http://schemas.openxmlformats.org/wordprocessingml/2006/main" xmlns:w14="http://schemas.microsoft.com/office/word/2010/wordml" xmlns:w15="http://schemas.microsoft.com/office/word/2012/wordml" xmlns:wpg="http://schemas.microsoft.com/office/word/2010/wordprocessingGroup" xmlns:wpi="http://schemas.microsoft.com/office/word/2010/wordprocessingInk" xmlns:wne="http://schemas.microsoft.com/office/word/2006/wordml" xmlns:wps="http://schemas.microsoft.com/office/word/2010/wordprocessingShape">
+  <w:p>
+    <w:pPr>
+      <w:jc w:val="center"/>
+    </w:pPr>
+    <w:r>
+      <w:rPr>
+        <w:rFonts w:ascii="Arial" w:cs="Arial" w:eastAsia="Arial" w:hAnsi="Arial"/>
+        <w:color w:val="808080"/>
+        <w:sz w:val="16"/>
+        <w:szCs w:val="16"/>
+      </w:rPr>
+      <w:t xml:space="preserve">Luyện nghe podcast – Lingthusiasm (CC BY-NC-SA 4.0) – Bài 17 – trang </w:t>
+    </w:r>
+    <w:r>
+      <w:rPr>
+        <w:rFonts w:ascii="Arial" w:cs="Arial" w:eastAsia="Arial" w:hAnsi="Arial"/>
+        <w:color w:val="808080"/>
+        <w:sz w:val="16"/>
+        <w:szCs w:val="16"/>
+      </w:rPr>
+      <w:fldChar w:fldCharType="begin"/>
+      <w:instrText xml:space="preserve">PAGE</w:instrText>
+      <w:fldChar w:fldCharType="separate"/>
+      <w:fldChar w:fldCharType="end"/>
+    </w:r>
+  </w:p>
+</w:ftr>
+</file>
+
+<file path=word/footer19.xml><?xml version="1.0" encoding="utf-8"?>
+<w:ftr xmlns:wpc="http://schemas.microsoft.com/office/word/2010/wordprocessingCanvas" xmlns:mc="http://schemas.openxmlformats.org/markup-compatibility/2006" xmlns:o="urn:schemas-microsoft-com:office:office" xmlns:r="http://schemas.openxmlformats.org/officeDocument/2006/relationships" xmlns:m="http://schemas.openxmlformats.org/officeDocument/2006/math" xmlns:v="urn:schemas-microsoft-com:vml" xmlns:wp14="http://schemas.microsoft.com/office/word/2010/wordprocessingDrawing" xmlns:wp="http://schemas.openxmlformats.org/drawingml/2006/wordprocessingDrawing" xmlns:w10="urn:schemas-microsoft-com:office:word" xmlns:w="http://schemas.openxmlformats.org/wordprocessingml/2006/main" xmlns:w14="http://schemas.microsoft.com/office/word/2010/wordml" xmlns:w15="http://schemas.microsoft.com/office/word/2012/wordml" xmlns:wpg="http://schemas.microsoft.com/office/word/2010/wordprocessingGroup" xmlns:wpi="http://schemas.microsoft.com/office/word/2010/wordprocessingInk" xmlns:wne="http://schemas.microsoft.com/office/word/2006/wordml" xmlns:wps="http://schemas.microsoft.com/office/word/2010/wordprocessingShape">
+  <w:p>
+    <w:pPr>
+      <w:jc w:val="center"/>
+    </w:pPr>
+    <w:r>
+      <w:rPr>
+        <w:rFonts w:ascii="Arial" w:cs="Arial" w:eastAsia="Arial" w:hAnsi="Arial"/>
+        <w:color w:val="808080"/>
+        <w:sz w:val="16"/>
+        <w:szCs w:val="16"/>
+      </w:rPr>
+      <w:t xml:space="preserve">Luyện nghe podcast – Lingthusiasm (CC BY-NC-SA 4.0) – Bài 18 – trang </w:t>
+    </w:r>
+    <w:r>
+      <w:rPr>
+        <w:rFonts w:ascii="Arial" w:cs="Arial" w:eastAsia="Arial" w:hAnsi="Arial"/>
+        <w:color w:val="808080"/>
+        <w:sz w:val="16"/>
+        <w:szCs w:val="16"/>
+      </w:rPr>
+      <w:fldChar w:fldCharType="begin"/>
+      <w:instrText xml:space="preserve">PAGE</w:instrText>
+      <w:fldChar w:fldCharType="separate"/>
+      <w:fldChar w:fldCharType="end"/>
+    </w:r>
+  </w:p>
+</w:ftr>
+</file>
+
+<file path=word/footer2.xml><?xml version="1.0" encoding="utf-8"?>
+<w:ftr xmlns:wpc="http://schemas.microsoft.com/office/word/2010/wordprocessingCanvas" xmlns:mc="http://schemas.openxmlformats.org/markup-compatibility/2006" xmlns:o="urn:schemas-microsoft-com:office:office" xmlns:r="http://schemas.openxmlformats.org/officeDocument/2006/relationships" xmlns:m="http://schemas.openxmlformats.org/officeDocument/2006/math" xmlns:v="urn:schemas-microsoft-com:vml" xmlns:wp14="http://schemas.microsoft.com/office/word/2010/wordprocessingDrawing" xmlns:wp="http://schemas.openxmlformats.org/drawingml/2006/wordprocessingDrawing" xmlns:w10="urn:schemas-microsoft-com:office:word" xmlns:w="http://schemas.openxmlformats.org/wordprocessingml/2006/main" xmlns:w14="http://schemas.microsoft.com/office/word/2010/wordml" xmlns:w15="http://schemas.microsoft.com/office/word/2012/wordml" xmlns:wpg="http://schemas.microsoft.com/office/word/2010/wordprocessingGroup" xmlns:wpi="http://schemas.microsoft.com/office/word/2010/wordprocessingInk" xmlns:wne="http://schemas.microsoft.com/office/word/2006/wordml" xmlns:wps="http://schemas.microsoft.com/office/word/2010/wordprocessingShape">
+  <w:p>
+    <w:pPr>
+      <w:jc w:val="center"/>
+    </w:pPr>
+    <w:r>
+      <w:rPr>
+        <w:rFonts w:ascii="Arial" w:cs="Arial" w:eastAsia="Arial" w:hAnsi="Arial"/>
+        <w:color w:val="808080"/>
+        <w:sz w:val="16"/>
+        <w:szCs w:val="16"/>
+      </w:rPr>
+      <w:t xml:space="preserve">Luyện nghe podcast – Lingthusiasm (CC BY-NC-SA 4.0) – Bài 1 – trang </w:t>
+    </w:r>
+    <w:r>
+      <w:rPr>
+        <w:rFonts w:ascii="Arial" w:cs="Arial" w:eastAsia="Arial" w:hAnsi="Arial"/>
+        <w:color w:val="808080"/>
+        <w:sz w:val="16"/>
+        <w:szCs w:val="16"/>
+      </w:rPr>
+      <w:fldChar w:fldCharType="begin"/>
+      <w:instrText xml:space="preserve">PAGE</w:instrText>
+      <w:fldChar w:fldCharType="separate"/>
+      <w:fldChar w:fldCharType="end"/>
+    </w:r>
+  </w:p>
+</w:ftr>
+</file>
+
+<file path=word/footer20.xml><?xml version="1.0" encoding="utf-8"?>
+<w:ftr xmlns:wpc="http://schemas.microsoft.com/office/word/2010/wordprocessingCanvas" xmlns:mc="http://schemas.openxmlformats.org/markup-compatibility/2006" xmlns:o="urn:schemas-microsoft-com:office:office" xmlns:r="http://schemas.openxmlformats.org/officeDocument/2006/relationships" xmlns:m="http://schemas.openxmlformats.org/officeDocument/2006/math" xmlns:v="urn:schemas-microsoft-com:vml" xmlns:wp14="http://schemas.microsoft.com/office/word/2010/wordprocessingDrawing" xmlns:wp="http://schemas.openxmlformats.org/drawingml/2006/wordprocessingDrawing" xmlns:w10="urn:schemas-microsoft-com:office:word" xmlns:w="http://schemas.openxmlformats.org/wordprocessingml/2006/main" xmlns:w14="http://schemas.microsoft.com/office/word/2010/wordml" xmlns:w15="http://schemas.microsoft.com/office/word/2012/wordml" xmlns:wpg="http://schemas.microsoft.com/office/word/2010/wordprocessingGroup" xmlns:wpi="http://schemas.microsoft.com/office/word/2010/wordprocessingInk" xmlns:wne="http://schemas.microsoft.com/office/word/2006/wordml" xmlns:wps="http://schemas.microsoft.com/office/word/2010/wordprocessingShape">
+  <w:p>
+    <w:pPr>
+      <w:jc w:val="center"/>
+    </w:pPr>
+    <w:r>
+      <w:rPr>
+        <w:rFonts w:ascii="Arial" w:cs="Arial" w:eastAsia="Arial" w:hAnsi="Arial"/>
+        <w:color w:val="808080"/>
+        <w:sz w:val="16"/>
+        <w:szCs w:val="16"/>
+      </w:rPr>
+      <w:t xml:space="preserve">Luyện nghe podcast – Lingthusiasm (CC BY-NC-SA 4.0) – Bài 19 – trang </w:t>
+    </w:r>
+    <w:r>
+      <w:rPr>
+        <w:rFonts w:ascii="Arial" w:cs="Arial" w:eastAsia="Arial" w:hAnsi="Arial"/>
+        <w:color w:val="808080"/>
+        <w:sz w:val="16"/>
+        <w:szCs w:val="16"/>
+      </w:rPr>
+      <w:fldChar w:fldCharType="begin"/>
+      <w:instrText xml:space="preserve">PAGE</w:instrText>
+      <w:fldChar w:fldCharType="separate"/>
+      <w:fldChar w:fldCharType="end"/>
+    </w:r>
+  </w:p>
+</w:ftr>
+</file>
+
+<file path=word/footer21.xml><?xml version="1.0" encoding="utf-8"?>
+<w:ftr xmlns:wpc="http://schemas.microsoft.com/office/word/2010/wordprocessingCanvas" xmlns:mc="http://schemas.openxmlformats.org/markup-compatibility/2006" xmlns:o="urn:schemas-microsoft-com:office:office" xmlns:r="http://schemas.openxmlformats.org/officeDocument/2006/relationships" xmlns:m="http://schemas.openxmlformats.org/officeDocument/2006/math" xmlns:v="urn:schemas-microsoft-com:vml" xmlns:wp14="http://schemas.microsoft.com/office/word/2010/wordprocessingDrawing" xmlns:wp="http://schemas.openxmlformats.org/drawingml/2006/wordprocessingDrawing" xmlns:w10="urn:schemas-microsoft-com:office:word" xmlns:w="http://schemas.openxmlformats.org/wordprocessingml/2006/main" xmlns:w14="http://schemas.microsoft.com/office/word/2010/wordml" xmlns:w15="http://schemas.microsoft.com/office/word/2012/wordml" xmlns:wpg="http://schemas.microsoft.com/office/word/2010/wordprocessingGroup" xmlns:wpi="http://schemas.microsoft.com/office/word/2010/wordprocessingInk" xmlns:wne="http://schemas.microsoft.com/office/word/2006/wordml" xmlns:wps="http://schemas.microsoft.com/office/word/2010/wordprocessingShape">
+  <w:p>
+    <w:pPr>
+      <w:jc w:val="center"/>
+    </w:pPr>
+    <w:r>
+      <w:rPr>
+        <w:rFonts w:ascii="Arial" w:cs="Arial" w:eastAsia="Arial" w:hAnsi="Arial"/>
+        <w:color w:val="808080"/>
+        <w:sz w:val="16"/>
+        <w:szCs w:val="16"/>
+      </w:rPr>
+      <w:t xml:space="preserve">Luyện nghe podcast – Lingthusiasm (CC BY-NC-SA 4.0) – Bài 20 – trang </w:t>
+    </w:r>
+    <w:r>
+      <w:rPr>
+        <w:rFonts w:ascii="Arial" w:cs="Arial" w:eastAsia="Arial" w:hAnsi="Arial"/>
+        <w:color w:val="808080"/>
+        <w:sz w:val="16"/>
+        <w:szCs w:val="16"/>
+      </w:rPr>
+      <w:fldChar w:fldCharType="begin"/>
+      <w:instrText xml:space="preserve">PAGE</w:instrText>
+      <w:fldChar w:fldCharType="separate"/>
+      <w:fldChar w:fldCharType="end"/>
+    </w:r>
+  </w:p>
+</w:ftr>
+</file>
+
+<file path=word/footer22.xml><?xml version="1.0" encoding="utf-8"?>
+<w:ftr xmlns:wpc="http://schemas.microsoft.com/office/word/2010/wordprocessingCanvas" xmlns:mc="http://schemas.openxmlformats.org/markup-compatibility/2006" xmlns:o="urn:schemas-microsoft-com:office:office" xmlns:r="http://schemas.openxmlformats.org/officeDocument/2006/relationships" xmlns:m="http://schemas.openxmlformats.org/officeDocument/2006/math" xmlns:v="urn:schemas-microsoft-com:vml" xmlns:wp14="http://schemas.microsoft.com/office/word/2010/wordprocessingDrawing" xmlns:wp="http://schemas.openxmlformats.org/drawingml/2006/wordprocessingDrawing" xmlns:w10="urn:schemas-microsoft-com:office:word" xmlns:w="http://schemas.openxmlformats.org/wordprocessingml/2006/main" xmlns:w14="http://schemas.microsoft.com/office/word/2010/wordml" xmlns:w15="http://schemas.microsoft.com/office/word/2012/wordml" xmlns:wpg="http://schemas.microsoft.com/office/word/2010/wordprocessingGroup" xmlns:wpi="http://schemas.microsoft.com/office/word/2010/wordprocessingInk" xmlns:wne="http://schemas.microsoft.com/office/word/2006/wordml" xmlns:wps="http://schemas.microsoft.com/office/word/2010/wordprocessingShape">
+  <w:p>
+    <w:pPr>
+      <w:jc w:val="center"/>
+    </w:pPr>
+    <w:r>
+      <w:rPr>
+        <w:rFonts w:ascii="Arial" w:cs="Arial" w:eastAsia="Arial" w:hAnsi="Arial"/>
+        <w:color w:val="808080"/>
+        <w:sz w:val="16"/>
+        <w:szCs w:val="16"/>
+      </w:rPr>
+      <w:t xml:space="preserve">Luyện nghe podcast – Lingthusiasm (CC BY-NC-SA 4.0) – Bài 21 – trang </w:t>
+    </w:r>
+    <w:r>
+      <w:rPr>
+        <w:rFonts w:ascii="Arial" w:cs="Arial" w:eastAsia="Arial" w:hAnsi="Arial"/>
+        <w:color w:val="808080"/>
+        <w:sz w:val="16"/>
+        <w:szCs w:val="16"/>
+      </w:rPr>
+      <w:fldChar w:fldCharType="begin"/>
+      <w:instrText xml:space="preserve">PAGE</w:instrText>
+      <w:fldChar w:fldCharType="separate"/>
+      <w:fldChar w:fldCharType="end"/>
+    </w:r>
+  </w:p>
+</w:ftr>
+</file>
+
+<file path=word/footer23.xml><?xml version="1.0" encoding="utf-8"?>
+<w:ftr xmlns:wpc="http://schemas.microsoft.com/office/word/2010/wordprocessingCanvas" xmlns:mc="http://schemas.openxmlformats.org/markup-compatibility/2006" xmlns:o="urn:schemas-microsoft-com:office:office" xmlns:r="http://schemas.openxmlformats.org/officeDocument/2006/relationships" xmlns:m="http://schemas.openxmlformats.org/officeDocument/2006/math" xmlns:v="urn:schemas-microsoft-com:vml" xmlns:wp14="http://schemas.microsoft.com/office/word/2010/wordprocessingDrawing" xmlns:wp="http://schemas.openxmlformats.org/drawingml/2006/wordprocessingDrawing" xmlns:w10="urn:schemas-microsoft-com:office:word" xmlns:w="http://schemas.openxmlformats.org/wordprocessingml/2006/main" xmlns:w14="http://schemas.microsoft.com/office/word/2010/wordml" xmlns:w15="http://schemas.microsoft.com/office/word/2012/wordml" xmlns:wpg="http://schemas.microsoft.com/office/word/2010/wordprocessingGroup" xmlns:wpi="http://schemas.microsoft.com/office/word/2010/wordprocessingInk" xmlns:wne="http://schemas.microsoft.com/office/word/2006/wordml" xmlns:wps="http://schemas.microsoft.com/office/word/2010/wordprocessingShape">
+  <w:p>
+    <w:pPr>
+      <w:jc w:val="center"/>
+    </w:pPr>
+    <w:r>
+      <w:rPr>
+        <w:rFonts w:ascii="Arial" w:cs="Arial" w:eastAsia="Arial" w:hAnsi="Arial"/>
+        <w:color w:val="808080"/>
+        <w:sz w:val="16"/>
+        <w:szCs w:val="16"/>
+      </w:rPr>
+      <w:t xml:space="preserve">Luyện nghe podcast – Lingthusiasm (CC BY-NC-SA 4.0) – Bài 22 – trang </w:t>
+    </w:r>
+    <w:r>
+      <w:rPr>
+        <w:rFonts w:ascii="Arial" w:cs="Arial" w:eastAsia="Arial" w:hAnsi="Arial"/>
+        <w:color w:val="808080"/>
+        <w:sz w:val="16"/>
+        <w:szCs w:val="16"/>
+      </w:rPr>
+      <w:fldChar w:fldCharType="begin"/>
+      <w:instrText xml:space="preserve">PAGE</w:instrText>
+      <w:fldChar w:fldCharType="separate"/>
+      <w:fldChar w:fldCharType="end"/>
+    </w:r>
+  </w:p>
+</w:ftr>
+</file>
+
+<file path=word/footer24.xml><?xml version="1.0" encoding="utf-8"?>
+<w:ftr xmlns:wpc="http://schemas.microsoft.com/office/word/2010/wordprocessingCanvas" xmlns:mc="http://schemas.openxmlformats.org/markup-compatibility/2006" xmlns:o="urn:schemas-microsoft-com:office:office" xmlns:r="http://schemas.openxmlformats.org/officeDocument/2006/relationships" xmlns:m="http://schemas.openxmlformats.org/officeDocument/2006/math" xmlns:v="urn:schemas-microsoft-com:vml" xmlns:wp14="http://schemas.microsoft.com/office/word/2010/wordprocessingDrawing" xmlns:wp="http://schemas.openxmlformats.org/drawingml/2006/wordprocessingDrawing" xmlns:w10="urn:schemas-microsoft-com:office:word" xmlns:w="http://schemas.openxmlformats.org/wordprocessingml/2006/main" xmlns:w14="http://schemas.microsoft.com/office/word/2010/wordml" xmlns:w15="http://schemas.microsoft.com/office/word/2012/wordml" xmlns:wpg="http://schemas.microsoft.com/office/word/2010/wordprocessingGroup" xmlns:wpi="http://schemas.microsoft.com/office/word/2010/wordprocessingInk" xmlns:wne="http://schemas.microsoft.com/office/word/2006/wordml" xmlns:wps="http://schemas.microsoft.com/office/word/2010/wordprocessingShape">
+  <w:p>
+    <w:pPr>
+      <w:jc w:val="center"/>
+    </w:pPr>
+    <w:r>
+      <w:rPr>
+        <w:rFonts w:ascii="Arial" w:cs="Arial" w:eastAsia="Arial" w:hAnsi="Arial"/>
+        <w:color w:val="808080"/>
+        <w:sz w:val="16"/>
+        <w:szCs w:val="16"/>
+      </w:rPr>
+      <w:t xml:space="preserve">Luyện nghe podcast – Lingthusiasm (CC BY-NC-SA 4.0) – Bài 23 – trang </w:t>
+    </w:r>
+    <w:r>
+      <w:rPr>
+        <w:rFonts w:ascii="Arial" w:cs="Arial" w:eastAsia="Arial" w:hAnsi="Arial"/>
+        <w:color w:val="808080"/>
+        <w:sz w:val="16"/>
+        <w:szCs w:val="16"/>
+      </w:rPr>
+      <w:fldChar w:fldCharType="begin"/>
+      <w:instrText xml:space="preserve">PAGE</w:instrText>
+      <w:fldChar w:fldCharType="separate"/>
+      <w:fldChar w:fldCharType="end"/>
+    </w:r>
+  </w:p>
+</w:ftr>
+</file>
+
+<file path=word/footer25.xml><?xml version="1.0" encoding="utf-8"?>
+<w:ftr xmlns:wpc="http://schemas.microsoft.com/office/word/2010/wordprocessingCanvas" xmlns:mc="http://schemas.openxmlformats.org/markup-compatibility/2006" xmlns:o="urn:schemas-microsoft-com:office:office" xmlns:r="http://schemas.openxmlformats.org/officeDocument/2006/relationships" xmlns:m="http://schemas.openxmlformats.org/officeDocument/2006/math" xmlns:v="urn:schemas-microsoft-com:vml" xmlns:wp14="http://schemas.microsoft.com/office/word/2010/wordprocessingDrawing" xmlns:wp="http://schemas.openxmlformats.org/drawingml/2006/wordprocessingDrawing" xmlns:w10="urn:schemas-microsoft-com:office:word" xmlns:w="http://schemas.openxmlformats.org/wordprocessingml/2006/main" xmlns:w14="http://schemas.microsoft.com/office/word/2010/wordml" xmlns:w15="http://schemas.microsoft.com/office/word/2012/wordml" xmlns:wpg="http://schemas.microsoft.com/office/word/2010/wordprocessingGroup" xmlns:wpi="http://schemas.microsoft.com/office/word/2010/wordprocessingInk" xmlns:wne="http://schemas.microsoft.com/office/word/2006/wordml" xmlns:wps="http://schemas.microsoft.com/office/word/2010/wordprocessingShape">
+  <w:p>
+    <w:pPr>
+      <w:jc w:val="center"/>
+    </w:pPr>
+    <w:r>
+      <w:rPr>
+        <w:rFonts w:ascii="Arial" w:cs="Arial" w:eastAsia="Arial" w:hAnsi="Arial"/>
+        <w:color w:val="808080"/>
+        <w:sz w:val="16"/>
+        <w:szCs w:val="16"/>
+      </w:rPr>
+      <w:t xml:space="preserve">Luyện nghe podcast – Lingthusiasm (CC BY-NC-SA 4.0) – Bài 24 – trang </w:t>
+    </w:r>
+    <w:r>
+      <w:rPr>
+        <w:rFonts w:ascii="Arial" w:cs="Arial" w:eastAsia="Arial" w:hAnsi="Arial"/>
+        <w:color w:val="808080"/>
+        <w:sz w:val="16"/>
+        <w:szCs w:val="16"/>
+      </w:rPr>
+      <w:fldChar w:fldCharType="begin"/>
+      <w:instrText xml:space="preserve">PAGE</w:instrText>
+      <w:fldChar w:fldCharType="separate"/>
+      <w:fldChar w:fldCharType="end"/>
+    </w:r>
+  </w:p>
+</w:ftr>
+</file>
+
+<file path=word/footer3.xml><?xml version="1.0" encoding="utf-8"?>
+<w:ftr xmlns:wpc="http://schemas.microsoft.com/office/word/2010/wordprocessingCanvas" xmlns:mc="http://schemas.openxmlformats.org/markup-compatibility/2006" xmlns:o="urn:schemas-microsoft-com:office:office" xmlns:r="http://schemas.openxmlformats.org/officeDocument/2006/relationships" xmlns:m="http://schemas.openxmlformats.org/officeDocument/2006/math" xmlns:v="urn:schemas-microsoft-com:vml" xmlns:wp14="http://schemas.microsoft.com/office/word/2010/wordprocessingDrawing" xmlns:wp="http://schemas.openxmlformats.org/drawingml/2006/wordprocessingDrawing" xmlns:w10="urn:schemas-microsoft-com:office:word" xmlns:w="http://schemas.openxmlformats.org/wordprocessingml/2006/main" xmlns:w14="http://schemas.microsoft.com/office/word/2010/wordml" xmlns:w15="http://schemas.microsoft.com/office/word/2012/wordml" xmlns:wpg="http://schemas.microsoft.com/office/word/2010/wordprocessingGroup" xmlns:wpi="http://schemas.microsoft.com/office/word/2010/wordprocessingInk" xmlns:wne="http://schemas.microsoft.com/office/word/2006/wordml" xmlns:wps="http://schemas.microsoft.com/office/word/2010/wordprocessingShape">
+  <w:p>
+    <w:pPr>
+      <w:jc w:val="center"/>
+    </w:pPr>
+    <w:r>
+      <w:rPr>
+        <w:rFonts w:ascii="Arial" w:cs="Arial" w:eastAsia="Arial" w:hAnsi="Arial"/>
+        <w:color w:val="808080"/>
+        <w:sz w:val="16"/>
+        <w:szCs w:val="16"/>
+      </w:rPr>
+      <w:t xml:space="preserve">Luyện nghe podcast – Lingthusiasm (CC BY-NC-SA 4.0) – Bài 2 – trang </w:t>
+    </w:r>
+    <w:r>
+      <w:rPr>
+        <w:rFonts w:ascii="Arial" w:cs="Arial" w:eastAsia="Arial" w:hAnsi="Arial"/>
+        <w:color w:val="808080"/>
+        <w:sz w:val="16"/>
+        <w:szCs w:val="16"/>
+      </w:rPr>
+      <w:fldChar w:fldCharType="begin"/>
+      <w:instrText xml:space="preserve">PAGE</w:instrText>
+      <w:fldChar w:fldCharType="separate"/>
+      <w:fldChar w:fldCharType="end"/>
+    </w:r>
+  </w:p>
+</w:ftr>
+</file>
+
+<file path=word/footer4.xml><?xml version="1.0" encoding="utf-8"?>
+<w:ftr xmlns:wpc="http://schemas.microsoft.com/office/word/2010/wordprocessingCanvas" xmlns:mc="http://schemas.openxmlformats.org/markup-compatibility/2006" xmlns:o="urn:schemas-microsoft-com:office:office" xmlns:r="http://schemas.openxmlformats.org/officeDocument/2006/relationships" xmlns:m="http://schemas.openxmlformats.org/officeDocument/2006/math" xmlns:v="urn:schemas-microsoft-com:vml" xmlns:wp14="http://schemas.microsoft.com/office/word/2010/wordprocessingDrawing" xmlns:wp="http://schemas.openxmlformats.org/drawingml/2006/wordprocessingDrawing" xmlns:w10="urn:schemas-microsoft-com:office:word" xmlns:w="http://schemas.openxmlformats.org/wordprocessingml/2006/main" xmlns:w14="http://schemas.microsoft.com/office/word/2010/wordml" xmlns:w15="http://schemas.microsoft.com/office/word/2012/wordml" xmlns:wpg="http://schemas.microsoft.com/office/word/2010/wordprocessingGroup" xmlns:wpi="http://schemas.microsoft.com/office/word/2010/wordprocessingInk" xmlns:wne="http://schemas.microsoft.com/office/word/2006/wordml" xmlns:wps="http://schemas.microsoft.com/office/word/2010/wordprocessingShape">
+  <w:p>
+    <w:pPr>
+      <w:jc w:val="center"/>
+    </w:pPr>
+    <w:r>
+      <w:rPr>
+        <w:rFonts w:ascii="Arial" w:cs="Arial" w:eastAsia="Arial" w:hAnsi="Arial"/>
+        <w:color w:val="808080"/>
+        <w:sz w:val="16"/>
+        <w:szCs w:val="16"/>
+      </w:rPr>
+      <w:t xml:space="preserve">Luyện nghe podcast – Lingthusiasm (CC BY-NC-SA 4.0) – Bài 3 – trang </w:t>
+    </w:r>
+    <w:r>
+      <w:rPr>
+        <w:rFonts w:ascii="Arial" w:cs="Arial" w:eastAsia="Arial" w:hAnsi="Arial"/>
+        <w:color w:val="808080"/>
+        <w:sz w:val="16"/>
+        <w:szCs w:val="16"/>
+      </w:rPr>
+      <w:fldChar w:fldCharType="begin"/>
+      <w:instrText xml:space="preserve">PAGE</w:instrText>
+      <w:fldChar w:fldCharType="separate"/>
+      <w:fldChar w:fldCharType="end"/>
+    </w:r>
+  </w:p>
+</w:ftr>
+</file>
+
+<file path=word/footer5.xml><?xml version="1.0" encoding="utf-8"?>
+<w:ftr xmlns:wpc="http://schemas.microsoft.com/office/word/2010/wordprocessingCanvas" xmlns:mc="http://schemas.openxmlformats.org/markup-compatibility/2006" xmlns:o="urn:schemas-microsoft-com:office:office" xmlns:r="http://schemas.openxmlformats.org/officeDocument/2006/relationships" xmlns:m="http://schemas.openxmlformats.org/officeDocument/2006/math" xmlns:v="urn:schemas-microsoft-com:vml" xmlns:wp14="http://schemas.microsoft.com/office/word/2010/wordprocessingDrawing" xmlns:wp="http://schemas.openxmlformats.org/drawingml/2006/wordprocessingDrawing" xmlns:w10="urn:schemas-microsoft-com:office:word" xmlns:w="http://schemas.openxmlformats.org/wordprocessingml/2006/main" xmlns:w14="http://schemas.microsoft.com/office/word/2010/wordml" xmlns:w15="http://schemas.microsoft.com/office/word/2012/wordml" xmlns:wpg="http://schemas.microsoft.com/office/word/2010/wordprocessingGroup" xmlns:wpi="http://schemas.microsoft.com/office/word/2010/wordprocessingInk" xmlns:wne="http://schemas.microsoft.com/office/word/2006/wordml" xmlns:wps="http://schemas.microsoft.com/office/word/2010/wordprocessingShape">
+  <w:p>
+    <w:pPr>
+      <w:jc w:val="center"/>
+    </w:pPr>
+    <w:r>
+      <w:rPr>
+        <w:rFonts w:ascii="Arial" w:cs="Arial" w:eastAsia="Arial" w:hAnsi="Arial"/>
+        <w:color w:val="808080"/>
+        <w:sz w:val="16"/>
+        <w:szCs w:val="16"/>
+      </w:rPr>
+      <w:t xml:space="preserve">Luyện nghe podcast – Lingthusiasm (CC BY-NC-SA 4.0) – Bài 4 – trang </w:t>
+    </w:r>
+    <w:r>
+      <w:rPr>
+        <w:rFonts w:ascii="Arial" w:cs="Arial" w:eastAsia="Arial" w:hAnsi="Arial"/>
+        <w:color w:val="808080"/>
+        <w:sz w:val="16"/>
+        <w:szCs w:val="16"/>
+      </w:rPr>
+      <w:fldChar w:fldCharType="begin"/>
+      <w:instrText xml:space="preserve">PAGE</w:instrText>
+      <w:fldChar w:fldCharType="separate"/>
+      <w:fldChar w:fldCharType="end"/>
+    </w:r>
+  </w:p>
+</w:ftr>
+</file>
+
+<file path=word/footer6.xml><?xml version="1.0" encoding="utf-8"?>
+<w:ftr xmlns:wpc="http://schemas.microsoft.com/office/word/2010/wordprocessingCanvas" xmlns:mc="http://schemas.openxmlformats.org/markup-compatibility/2006" xmlns:o="urn:schemas-microsoft-com:office:office" xmlns:r="http://schemas.openxmlformats.org/officeDocument/2006/relationships" xmlns:m="http://schemas.openxmlformats.org/officeDocument/2006/math" xmlns:v="urn:schemas-microsoft-com:vml" xmlns:wp14="http://schemas.microsoft.com/office/word/2010/wordprocessingDrawing" xmlns:wp="http://schemas.openxmlformats.org/drawingml/2006/wordprocessingDrawing" xmlns:w10="urn:schemas-microsoft-com:office:word" xmlns:w="http://schemas.openxmlformats.org/wordprocessingml/2006/main" xmlns:w14="http://schemas.microsoft.com/office/word/2010/wordml" xmlns:w15="http://schemas.microsoft.com/office/word/2012/wordml" xmlns:wpg="http://schemas.microsoft.com/office/word/2010/wordprocessingGroup" xmlns:wpi="http://schemas.microsoft.com/office/word/2010/wordprocessingInk" xmlns:wne="http://schemas.microsoft.com/office/word/2006/wordml" xmlns:wps="http://schemas.microsoft.com/office/word/2010/wordprocessingShape">
+  <w:p>
+    <w:pPr>
+      <w:jc w:val="center"/>
+    </w:pPr>
+    <w:r>
+      <w:rPr>
+        <w:rFonts w:ascii="Arial" w:cs="Arial" w:eastAsia="Arial" w:hAnsi="Arial"/>
+        <w:color w:val="808080"/>
+        <w:sz w:val="16"/>
+        <w:szCs w:val="16"/>
+      </w:rPr>
+      <w:t xml:space="preserve">Luyện nghe podcast – Lingthusiasm (CC BY-NC-SA 4.0) – Bài 5 – trang </w:t>
+    </w:r>
+    <w:r>
+      <w:rPr>
+        <w:rFonts w:ascii="Arial" w:cs="Arial" w:eastAsia="Arial" w:hAnsi="Arial"/>
+        <w:color w:val="808080"/>
+        <w:sz w:val="16"/>
+        <w:szCs w:val="16"/>
+      </w:rPr>
+      <w:fldChar w:fldCharType="begin"/>
+      <w:instrText xml:space="preserve">PAGE</w:instrText>
+      <w:fldChar w:fldCharType="separate"/>
+      <w:fldChar w:fldCharType="end"/>
+    </w:r>
+  </w:p>
+</w:ftr>
+</file>
+
+<file path=word/footer7.xml><?xml version="1.0" encoding="utf-8"?>
+<w:ftr xmlns:wpc="http://schemas.microsoft.com/office/word/2010/wordprocessingCanvas" xmlns:mc="http://schemas.openxmlformats.org/markup-compatibility/2006" xmlns:o="urn:schemas-microsoft-com:office:office" xmlns:r="http://schemas.openxmlformats.org/officeDocument/2006/relationships" xmlns:m="http://schemas.openxmlformats.org/officeDocument/2006/math" xmlns:v="urn:schemas-microsoft-com:vml" xmlns:wp14="http://schemas.microsoft.com/office/word/2010/wordprocessingDrawing" xmlns:wp="http://schemas.openxmlformats.org/drawingml/2006/wordprocessingDrawing" xmlns:w10="urn:schemas-microsoft-com:office:word" xmlns:w="http://schemas.openxmlformats.org/wordprocessingml/2006/main" xmlns:w14="http://schemas.microsoft.com/office/word/2010/wordml" xmlns:w15="http://schemas.microsoft.com/office/word/2012/wordml" xmlns:wpg="http://schemas.microsoft.com/office/word/2010/wordprocessingGroup" xmlns:wpi="http://schemas.microsoft.com/office/word/2010/wordprocessingInk" xmlns:wne="http://schemas.microsoft.com/office/word/2006/wordml" xmlns:wps="http://schemas.microsoft.com/office/word/2010/wordprocessingShape">
+  <w:p>
+    <w:pPr>
+      <w:jc w:val="center"/>
+    </w:pPr>
+    <w:r>
+      <w:rPr>
+        <w:rFonts w:ascii="Arial" w:cs="Arial" w:eastAsia="Arial" w:hAnsi="Arial"/>
+        <w:color w:val="808080"/>
+        <w:sz w:val="16"/>
+        <w:szCs w:val="16"/>
+      </w:rPr>
+      <w:t xml:space="preserve">Luyện nghe podcast – Lingthusiasm (CC BY-NC-SA 4.0) – Bài 6 – trang </w:t>
+    </w:r>
+    <w:r>
+      <w:rPr>
+        <w:rFonts w:ascii="Arial" w:cs="Arial" w:eastAsia="Arial" w:hAnsi="Arial"/>
+        <w:color w:val="808080"/>
+        <w:sz w:val="16"/>
+        <w:szCs w:val="16"/>
+      </w:rPr>
+      <w:fldChar w:fldCharType="begin"/>
+      <w:instrText xml:space="preserve">PAGE</w:instrText>
+      <w:fldChar w:fldCharType="separate"/>
+      <w:fldChar w:fldCharType="end"/>
+    </w:r>
+  </w:p>
+</w:ftr>
+</file>
+
+<file path=word/footer8.xml><?xml version="1.0" encoding="utf-8"?>
+<w:ftr xmlns:wpc="http://schemas.microsoft.com/office/word/2010/wordprocessingCanvas" xmlns:mc="http://schemas.openxmlformats.org/markup-compatibility/2006" xmlns:o="urn:schemas-microsoft-com:office:office" xmlns:r="http://schemas.openxmlformats.org/officeDocument/2006/relationships" xmlns:m="http://schemas.openxmlformats.org/officeDocument/2006/math" xmlns:v="urn:schemas-microsoft-com:vml" xmlns:wp14="http://schemas.microsoft.com/office/word/2010/wordprocessingDrawing" xmlns:wp="http://schemas.openxmlformats.org/drawingml/2006/wordprocessingDrawing" xmlns:w10="urn:schemas-microsoft-com:office:word" xmlns:w="http://schemas.openxmlformats.org/wordprocessingml/2006/main" xmlns:w14="http://schemas.microsoft.com/office/word/2010/wordml" xmlns:w15="http://schemas.microsoft.com/office/word/2012/wordml" xmlns:wpg="http://schemas.microsoft.com/office/word/2010/wordprocessingGroup" xmlns:wpi="http://schemas.microsoft.com/office/word/2010/wordprocessingInk" xmlns:wne="http://schemas.microsoft.com/office/word/2006/wordml" xmlns:wps="http://schemas.microsoft.com/office/word/2010/wordprocessingShape">
+  <w:p>
+    <w:pPr>
+      <w:jc w:val="center"/>
+    </w:pPr>
+    <w:r>
+      <w:rPr>
+        <w:rFonts w:ascii="Arial" w:cs="Arial" w:eastAsia="Arial" w:hAnsi="Arial"/>
+        <w:color w:val="808080"/>
+        <w:sz w:val="16"/>
+        <w:szCs w:val="16"/>
+      </w:rPr>
+      <w:t xml:space="preserve">Luyện nghe podcast – Lingthusiasm (CC BY-NC-SA 4.0) – Bài 7 – trang </w:t>
+    </w:r>
+    <w:r>
+      <w:rPr>
+        <w:rFonts w:ascii="Arial" w:cs="Arial" w:eastAsia="Arial" w:hAnsi="Arial"/>
+        <w:color w:val="808080"/>
+        <w:sz w:val="16"/>
+        <w:szCs w:val="16"/>
+      </w:rPr>
+      <w:fldChar w:fldCharType="begin"/>
+      <w:instrText xml:space="preserve">PAGE</w:instrText>
+      <w:fldChar w:fldCharType="separate"/>
+      <w:fldChar w:fldCharType="end"/>
+    </w:r>
+  </w:p>
+</w:ftr>
+</file>
+
+<file path=word/footer9.xml><?xml version="1.0" encoding="utf-8"?>
+<w:ftr xmlns:wpc="http://schemas.microsoft.com/office/word/2010/wordprocessingCanvas" xmlns:mc="http://schemas.openxmlformats.org/markup-compatibility/2006" xmlns:o="urn:schemas-microsoft-com:office:office" xmlns:r="http://schemas.openxmlformats.org/officeDocument/2006/relationships" xmlns:m="http://schemas.openxmlformats.org/officeDocument/2006/math" xmlns:v="urn:schemas-microsoft-com:vml" xmlns:wp14="http://schemas.microsoft.com/office/word/2010/wordprocessingDrawing" xmlns:wp="http://schemas.openxmlformats.org/drawingml/2006/wordprocessingDrawing" xmlns:w10="urn:schemas-microsoft-com:office:word" xmlns:w="http://schemas.openxmlformats.org/wordprocessingml/2006/main" xmlns:w14="http://schemas.microsoft.com/office/word/2010/wordml" xmlns:w15="http://schemas.microsoft.com/office/word/2012/wordml" xmlns:wpg="http://schemas.microsoft.com/office/word/2010/wordprocessingGroup" xmlns:wpi="http://schemas.microsoft.com/office/word/2010/wordprocessingInk" xmlns:wne="http://schemas.microsoft.com/office/word/2006/wordml" xmlns:wps="http://schemas.microsoft.com/office/word/2010/wordprocessingShape">
+  <w:p>
+    <w:pPr>
+      <w:jc w:val="center"/>
+    </w:pPr>
+    <w:r>
+      <w:rPr>
+        <w:rFonts w:ascii="Arial" w:cs="Arial" w:eastAsia="Arial" w:hAnsi="Arial"/>
+        <w:color w:val="808080"/>
+        <w:sz w:val="16"/>
+        <w:szCs w:val="16"/>
+      </w:rPr>
+      <w:t xml:space="preserve">Luyện nghe podcast – Lingthusiasm (CC BY-NC-SA 4.0) – Bài 8 – trang </w:t>
     </w:r>
     <w:r>
       <w:rPr>
